--- a/DB001-F18A.docx
+++ b/DB001-F18A.docx
@@ -215,25 +215,21 @@
       <w:r>
         <w:t xml:space="preserve"> each of which is an F18 computer.  By convention these arrays are visualized as seen from the top of the silicon die, which is normally the top of the chip package, oriented such that pin 1 is in the upper left corner.  Within the array, each node is identified by a three or four digit number denoting its Cartesian coordinates within the array as </w:t>
       </w:r>
-      <w:proofErr w:type="spellStart"/>
       <w:r>
         <w:rPr>
           <w:i/>
         </w:rPr>
         <w:t>yxx</w:t>
       </w:r>
-      <w:proofErr w:type="spellEnd"/>
       <w:r>
         <w:t xml:space="preserve"> or </w:t>
       </w:r>
-      <w:proofErr w:type="spellStart"/>
       <w:r>
         <w:rPr>
           <w:i/>
         </w:rPr>
         <w:t>yyxx</w:t>
       </w:r>
-      <w:proofErr w:type="spellEnd"/>
       <w:r>
         <w:t xml:space="preserve"> with the lower left corner node always being designated as node 000.  Thus, for a GA144 chip whose computers are configured in an array of 18 columns and 8 rows, the numbers of the nodes in the lower right, upper left, and upper right corners are 017, 700, and 717 respectively</w:t>
       </w:r>
@@ -2884,7 +2880,6 @@
                                       <w:szCs w:val="18"/>
                                     </w:rPr>
                                   </w:pPr>
-                                  <w:proofErr w:type="spellStart"/>
                                   <w:r>
                                     <w:rPr>
                                       <w:rFonts w:ascii="Andale Mono" w:hAnsi="Andale Mono"/>
@@ -2894,7 +2889,6 @@
                                     </w:rPr>
                                     <w:t>unext</w:t>
                                   </w:r>
-                                  <w:proofErr w:type="spellEnd"/>
                                 </w:p>
                               </w:tc>
                               <w:tc>
@@ -3317,7 +3311,6 @@
                                       <w:szCs w:val="18"/>
                                     </w:rPr>
                                   </w:pPr>
-                                  <w:proofErr w:type="spellStart"/>
                                   <w:r>
                                     <w:rPr>
                                       <w:rFonts w:ascii="Andale Mono" w:hAnsi="Andale Mono"/>
@@ -3327,7 +3320,6 @@
                                     </w:rPr>
                                     <w:t>xor</w:t>
                                   </w:r>
-                                  <w:proofErr w:type="spellEnd"/>
                                 </w:p>
                               </w:tc>
                               <w:tc>
@@ -4469,7 +4461,6 @@
                                       <w:szCs w:val="18"/>
                                     </w:rPr>
                                   </w:pPr>
-                                  <w:proofErr w:type="spellStart"/>
                                   <w:r>
                                     <w:rPr>
                                       <w:rFonts w:ascii="Andale Mono" w:hAnsi="Andale Mono"/>
@@ -4478,7 +4469,6 @@
                                     </w:rPr>
                                     <w:t>nop</w:t>
                                   </w:r>
-                                  <w:proofErr w:type="spellEnd"/>
                                 </w:p>
                               </w:tc>
                             </w:tr>
@@ -6046,7 +6036,6 @@
                                 <w:szCs w:val="18"/>
                               </w:rPr>
                             </w:pPr>
-                            <w:proofErr w:type="spellStart"/>
                             <w:r>
                               <w:rPr>
                                 <w:rFonts w:ascii="Andale Mono" w:hAnsi="Andale Mono"/>
@@ -6056,7 +6045,6 @@
                               </w:rPr>
                               <w:t>unext</w:t>
                             </w:r>
-                            <w:proofErr w:type="spellEnd"/>
                           </w:p>
                         </w:tc>
                         <w:tc>
@@ -6479,7 +6467,6 @@
                                 <w:szCs w:val="18"/>
                               </w:rPr>
                             </w:pPr>
-                            <w:proofErr w:type="spellStart"/>
                             <w:r>
                               <w:rPr>
                                 <w:rFonts w:ascii="Andale Mono" w:hAnsi="Andale Mono"/>
@@ -6489,7 +6476,6 @@
                               </w:rPr>
                               <w:t>xor</w:t>
                             </w:r>
-                            <w:proofErr w:type="spellEnd"/>
                           </w:p>
                         </w:tc>
                         <w:tc>
@@ -7631,7 +7617,6 @@
                                 <w:szCs w:val="18"/>
                               </w:rPr>
                             </w:pPr>
-                            <w:proofErr w:type="spellStart"/>
                             <w:r>
                               <w:rPr>
                                 <w:rFonts w:ascii="Andale Mono" w:hAnsi="Andale Mono"/>
@@ -7640,7 +7625,6 @@
                               </w:rPr>
                               <w:t>nop</w:t>
                             </w:r>
-                            <w:proofErr w:type="spellEnd"/>
                           </w:p>
                         </w:tc>
                       </w:tr>
@@ -9864,14 +9848,12 @@
       <w:r>
         <w:t xml:space="preserve"> above.  When the desired opcode cannot be fit into the current instruction word, either because it may not be used in slot 3 or because it is a jump whose destination requires a longer address field, the remaining slots of the current word may be filled with </w:t>
       </w:r>
-      <w:proofErr w:type="spellStart"/>
       <w:r>
         <w:rPr>
           <w:b/>
         </w:rPr>
         <w:t>nop</w:t>
       </w:r>
-      <w:proofErr w:type="spellEnd"/>
       <w:r>
         <w:t xml:space="preserve"> instructions.</w:t>
       </w:r>
@@ -9923,32 +9905,14 @@
       <w:pPr>
         <w:pStyle w:val="ListLast"/>
       </w:pPr>
-      <w:proofErr w:type="spellStart"/>
       <w:r>
         <w:rPr>
           <w:b/>
         </w:rPr>
         <w:t>unext</w:t>
       </w:r>
-      <w:proofErr w:type="spellEnd"/>
-      <w:r>
-        <w:t xml:space="preserve">  (</w:t>
-      </w:r>
-      <w:proofErr w:type="spellStart"/>
-      <w:r>
-        <w:t>micronext</w:t>
-      </w:r>
-      <w:proofErr w:type="spellEnd"/>
-      <w:r>
-        <w:t xml:space="preserve">) conditionally causes execution to loop back to slot 0 (and continue with consecutive slots).  When the loop is complete, execution continues with the slot following  </w:t>
-      </w:r>
-      <w:proofErr w:type="spellStart"/>
-      <w:r>
-        <w:t>unext</w:t>
-      </w:r>
-      <w:proofErr w:type="spellEnd"/>
-      <w:r>
-        <w:t xml:space="preserve"> .</w:t>
+      <w:r>
+        <w:t xml:space="preserve">  (micronext) conditionally causes execution to loop back to slot 0 (and continue with consecutive slots).  When the loop is complete, execution continues with the slot following  unext .</w:t>
       </w:r>
     </w:p>
     <w:p>
@@ -9956,15 +9920,7 @@
         <w:pStyle w:val="BodyTextKeep"/>
       </w:pPr>
       <w:r>
-        <w:t xml:space="preserve">The </w:t>
-      </w:r>
-      <w:proofErr w:type="spellStart"/>
-      <w:r>
-        <w:t>arrayForth</w:t>
-      </w:r>
-      <w:proofErr w:type="spellEnd"/>
-      <w:r>
-        <w:t xml:space="preserve"> compiler formats instruction words correctly and automatically.  If you wish to compile your own instruction words, to modify code in memory, or to write your own compiler for the F18A, please refer to section </w:t>
+        <w:t xml:space="preserve">The arrayForth compiler formats instruction words correctly and automatically.  If you wish to compile your own instruction words, to modify code in memory, or to write your own compiler for the F18A, please refer to section </w:t>
       </w:r>
       <w:r>
         <w:fldChar w:fldCharType="begin"/>
@@ -10384,7 +10340,6 @@
                                     </w:rPr>
                                     <w:t xml:space="preserve">Use </w:t>
                                   </w:r>
-                                  <w:proofErr w:type="spellStart"/>
                                   <w:r>
                                     <w:rPr>
                                       <w:b/>
@@ -10392,7 +10347,6 @@
                                     </w:rPr>
                                     <w:t>nop</w:t>
                                   </w:r>
-                                  <w:proofErr w:type="spellEnd"/>
                                   <w:r>
                                     <w:rPr>
                                       <w:i/>
@@ -10719,7 +10673,6 @@
                                     </w:rPr>
                                     <w:t xml:space="preserve">Use </w:t>
                                   </w:r>
-                                  <w:proofErr w:type="spellStart"/>
                                   <w:r>
                                     <w:rPr>
                                       <w:b/>
@@ -10727,7 +10680,6 @@
                                     </w:rPr>
                                     <w:t>nop</w:t>
                                   </w:r>
-                                  <w:proofErr w:type="spellEnd"/>
                                   <w:r>
                                     <w:rPr>
                                       <w:i/>
@@ -10757,47 +10709,19 @@
                                     <w:rPr>
                                       <w:i/>
                                     </w:rPr>
-                                    <w:t xml:space="preserve">if necessary to meet this </w:t>
-                                  </w:r>
-                                  <w:proofErr w:type="spellStart"/>
+                                    <w:t>if necessary to meet this condition</w:t>
+                                  </w:r>
                                   <w:r>
                                     <w:rPr>
                                       <w:i/>
                                     </w:rPr>
-                                    <w:t>condition</w:t>
+                                    <w:t>.</w:t>
                                   </w:r>
                                   <w:r>
                                     <w:rPr>
                                       <w:i/>
                                     </w:rPr>
-                                    <w:t>.</w:t>
-                                  </w:r>
-                                  <w:r>
-                                    <w:rPr>
-                                      <w:i/>
-                                    </w:rPr>
-                                    <w:t>However</w:t>
-                                  </w:r>
-                                  <w:proofErr w:type="spellEnd"/>
-                                  <w:r>
-                                    <w:rPr>
-                                      <w:i/>
-                                    </w:rPr>
-                                    <w:t xml:space="preserve">, if + is used in slot 3 of an instruction word, the (pre-)fetching of the next instruction word increases execution time of the slot 3 add so that it need not be preceded by </w:t>
-                                  </w:r>
-                                  <w:proofErr w:type="spellStart"/>
-                                  <w:r>
-                                    <w:rPr>
-                                      <w:i/>
-                                    </w:rPr>
-                                    <w:t>nop</w:t>
-                                  </w:r>
-                                  <w:proofErr w:type="spellEnd"/>
-                                  <w:r>
-                                    <w:rPr>
-                                      <w:i/>
-                                    </w:rPr>
-                                    <w:t>.</w:t>
+                                    <w:t>However, if + is used in slot 3 of an instruction word, the (pre-)fetching of the next instruction word increases execution time of the slot 3 add so that it need not be preceded by nop.</w:t>
                                   </w:r>
                                 </w:p>
                               </w:tc>
@@ -10866,14 +10790,12 @@
                                       <w:b/>
                                     </w:rPr>
                                   </w:pPr>
-                                  <w:proofErr w:type="spellStart"/>
                                   <w:r>
                                     <w:rPr>
                                       <w:b/>
                                     </w:rPr>
                                     <w:t>xor</w:t>
                                   </w:r>
-                                  <w:proofErr w:type="spellEnd"/>
                                 </w:p>
                               </w:tc>
                               <w:tc>
@@ -11174,19 +11096,11 @@
                                   <w:pPr>
                                     <w:ind w:left="288" w:hanging="288"/>
                                   </w:pPr>
-                                  <w:proofErr w:type="spellStart"/>
                                   <w:r>
                                     <w:rPr>
                                       <w:b/>
                                     </w:rPr>
-                                    <w:t>Nop</w:t>
-                                  </w:r>
-                                  <w:proofErr w:type="spellEnd"/>
-                                  <w:r>
-                                    <w:rPr>
-                                      <w:b/>
-                                    </w:rPr>
-                                    <w:t>.</w:t>
+                                    <w:t>Nop.</w:t>
                                   </w:r>
                                   <w:r>
                                     <w:t xml:space="preserve">  Spends time while making no explicit state changes in registers or stacks.</w:t>
@@ -11611,7 +11525,6 @@
                               </w:rPr>
                               <w:t xml:space="preserve">Use </w:t>
                             </w:r>
-                            <w:proofErr w:type="spellStart"/>
                             <w:r>
                               <w:rPr>
                                 <w:b/>
@@ -11619,7 +11532,6 @@
                               </w:rPr>
                               <w:t>nop</w:t>
                             </w:r>
-                            <w:proofErr w:type="spellEnd"/>
                             <w:r>
                               <w:rPr>
                                 <w:i/>
@@ -11946,7 +11858,6 @@
                               </w:rPr>
                               <w:t xml:space="preserve">Use </w:t>
                             </w:r>
-                            <w:proofErr w:type="spellStart"/>
                             <w:r>
                               <w:rPr>
                                 <w:b/>
@@ -11954,7 +11865,6 @@
                               </w:rPr>
                               <w:t>nop</w:t>
                             </w:r>
-                            <w:proofErr w:type="spellEnd"/>
                             <w:r>
                               <w:rPr>
                                 <w:i/>
@@ -11984,47 +11894,19 @@
                               <w:rPr>
                                 <w:i/>
                               </w:rPr>
-                              <w:t xml:space="preserve">if necessary to meet this </w:t>
-                            </w:r>
-                            <w:proofErr w:type="spellStart"/>
+                              <w:t>if necessary to meet this condition</w:t>
+                            </w:r>
                             <w:r>
                               <w:rPr>
                                 <w:i/>
                               </w:rPr>
-                              <w:t>condition</w:t>
+                              <w:t>.</w:t>
                             </w:r>
                             <w:r>
                               <w:rPr>
                                 <w:i/>
                               </w:rPr>
-                              <w:t>.</w:t>
-                            </w:r>
-                            <w:r>
-                              <w:rPr>
-                                <w:i/>
-                              </w:rPr>
-                              <w:t>However</w:t>
-                            </w:r>
-                            <w:proofErr w:type="spellEnd"/>
-                            <w:r>
-                              <w:rPr>
-                                <w:i/>
-                              </w:rPr>
-                              <w:t xml:space="preserve">, if + is used in slot 3 of an instruction word, the (pre-)fetching of the next instruction word increases execution time of the slot 3 add so that it need not be preceded by </w:t>
-                            </w:r>
-                            <w:proofErr w:type="spellStart"/>
-                            <w:r>
-                              <w:rPr>
-                                <w:i/>
-                              </w:rPr>
-                              <w:t>nop</w:t>
-                            </w:r>
-                            <w:proofErr w:type="spellEnd"/>
-                            <w:r>
-                              <w:rPr>
-                                <w:i/>
-                              </w:rPr>
-                              <w:t>.</w:t>
+                              <w:t>However, if + is used in slot 3 of an instruction word, the (pre-)fetching of the next instruction word increases execution time of the slot 3 add so that it need not be preceded by nop.</w:t>
                             </w:r>
                           </w:p>
                         </w:tc>
@@ -12093,14 +11975,12 @@
                                 <w:b/>
                               </w:rPr>
                             </w:pPr>
-                            <w:proofErr w:type="spellStart"/>
                             <w:r>
                               <w:rPr>
                                 <w:b/>
                               </w:rPr>
                               <w:t>xor</w:t>
                             </w:r>
-                            <w:proofErr w:type="spellEnd"/>
                           </w:p>
                         </w:tc>
                         <w:tc>
@@ -12401,19 +12281,11 @@
                             <w:pPr>
                               <w:ind w:left="288" w:hanging="288"/>
                             </w:pPr>
-                            <w:proofErr w:type="spellStart"/>
                             <w:r>
                               <w:rPr>
                                 <w:b/>
                               </w:rPr>
-                              <w:t>Nop</w:t>
-                            </w:r>
-                            <w:proofErr w:type="spellEnd"/>
-                            <w:r>
-                              <w:rPr>
-                                <w:b/>
-                              </w:rPr>
-                              <w:t>.</w:t>
+                              <w:t>Nop.</w:t>
                             </w:r>
                             <w:r>
                               <w:t xml:space="preserve">  Spends time while making no explicit state changes in registers or stacks.</w:t>
@@ -12639,15 +12511,7 @@
         <w:pStyle w:val="BodyText"/>
       </w:pPr>
       <w:r>
-        <w:t xml:space="preserve">Depending on their arguments, any of these may alter T and/or S, with the sole exception of  </w:t>
-      </w:r>
-      <w:proofErr w:type="spellStart"/>
-      <w:r>
-        <w:t>nop</w:t>
-      </w:r>
-      <w:proofErr w:type="spellEnd"/>
-      <w:r>
-        <w:t xml:space="preserve"> .</w:t>
+        <w:t>Depending on their arguments, any of these may alter T and/or S, with the sole exception of  nop .</w:t>
       </w:r>
     </w:p>
     <w:p>
@@ -14338,14 +14202,12 @@
                                       <w:b/>
                                     </w:rPr>
                                   </w:pPr>
-                                  <w:proofErr w:type="spellStart"/>
                                   <w:r>
                                     <w:rPr>
                                       <w:b/>
                                     </w:rPr>
                                     <w:t>unext</w:t>
                                   </w:r>
-                                  <w:proofErr w:type="spellEnd"/>
                                 </w:p>
                               </w:tc>
                               <w:tc>
@@ -14356,19 +14218,11 @@
                                   <w:pPr>
                                     <w:ind w:left="288" w:hanging="288"/>
                                   </w:pPr>
-                                  <w:proofErr w:type="spellStart"/>
                                   <w:r>
                                     <w:rPr>
                                       <w:b/>
                                     </w:rPr>
-                                    <w:t>Micronext</w:t>
-                                  </w:r>
-                                  <w:proofErr w:type="spellEnd"/>
-                                  <w:r>
-                                    <w:rPr>
-                                      <w:b/>
-                                    </w:rPr>
-                                    <w:t>.</w:t>
+                                    <w:t>Micronext.</w:t>
                                   </w:r>
                                   <w:r>
                                     <w:t xml:space="preserve">  If R is zero, pops the return stack and continues with the next opcode.  If R is nonzero, decrements R by 1 and causes execution to continue with slot 0 of the current instruction word without re-fetching the word.</w:t>
@@ -14957,14 +14811,12 @@
                                 <w:b/>
                               </w:rPr>
                             </w:pPr>
-                            <w:proofErr w:type="spellStart"/>
                             <w:r>
                               <w:rPr>
                                 <w:b/>
                               </w:rPr>
                               <w:t>unext</w:t>
                             </w:r>
-                            <w:proofErr w:type="spellEnd"/>
                           </w:p>
                         </w:tc>
                         <w:tc>
@@ -14975,19 +14827,11 @@
                             <w:pPr>
                               <w:ind w:left="288" w:hanging="288"/>
                             </w:pPr>
-                            <w:proofErr w:type="spellStart"/>
                             <w:r>
                               <w:rPr>
                                 <w:b/>
                               </w:rPr>
-                              <w:t>Micronext</w:t>
-                            </w:r>
-                            <w:proofErr w:type="spellEnd"/>
-                            <w:r>
-                              <w:rPr>
-                                <w:b/>
-                              </w:rPr>
-                              <w:t>.</w:t>
+                              <w:t>Micronext.</w:t>
                             </w:r>
                             <w:r>
                               <w:t xml:space="preserve">  If R is zero, pops the return stack and continues with the next opcode.  If R is nonzero, decrements R by 1 and causes execution to continue with slot 0 of the current instruction word without re-fetching the word.</w:t>
@@ -15261,14 +15105,12 @@
       <w:r>
         <w:t xml:space="preserve"> nanoseconds when the destination is in internal memory.  </w:t>
       </w:r>
-      <w:proofErr w:type="spellStart"/>
       <w:r>
         <w:rPr>
           <w:b/>
         </w:rPr>
         <w:t>unext</w:t>
       </w:r>
-      <w:proofErr w:type="spellEnd"/>
       <w:r>
         <w:t xml:space="preserve">  takes approximately </w:t>
       </w:r>
@@ -15337,14 +15179,12 @@
       <w:r>
         <w:t>The time required for all activity varies directly with temperature, inversely with power supply voltage (</w:t>
       </w:r>
-      <w:proofErr w:type="spellStart"/>
       <w:r>
         <w:rPr>
           <w:smallCaps/>
         </w:rPr>
         <w:t>Vdd</w:t>
       </w:r>
-      <w:proofErr w:type="spellEnd"/>
       <w:r>
         <w:t xml:space="preserve">), and randomly within a </w:t>
       </w:r>
@@ -15406,14 +15246,12 @@
       <w:r>
         <w:t xml:space="preserve"> to depend on any particular prefetching strategy for the timing of your program or for avoiding the need to insert a </w:t>
       </w:r>
-      <w:proofErr w:type="spellStart"/>
       <w:r>
         <w:rPr>
           <w:b/>
         </w:rPr>
         <w:t>nop</w:t>
       </w:r>
-      <w:proofErr w:type="spellEnd"/>
       <w:r>
         <w:t xml:space="preserve"> between an instruction that alters S</w:t>
       </w:r>
@@ -15762,11 +15600,9 @@
                                   <w:pPr>
                                     <w:jc w:val="center"/>
                                   </w:pPr>
-                                  <w:proofErr w:type="spellStart"/>
                                   <w:r>
                                     <w:t>Addr</w:t>
                                   </w:r>
-                                  <w:proofErr w:type="spellEnd"/>
                                 </w:p>
                               </w:tc>
                               <w:tc>
@@ -16014,7 +15850,6 @@
                                       <w:b/>
                                     </w:rPr>
                                   </w:pPr>
-                                  <w:proofErr w:type="spellStart"/>
                                   <w:r>
                                     <w:rPr>
                                       <w:rFonts w:ascii="Andale Mono" w:hAnsi="Andale Mono"/>
@@ -16022,7 +15857,6 @@
                                     </w:rPr>
                                     <w:t>ldata</w:t>
                                   </w:r>
-                                  <w:proofErr w:type="spellEnd"/>
                                 </w:p>
                               </w:tc>
                               <w:tc>
@@ -16147,17 +15981,70 @@
                                       <w:rFonts w:ascii="Andale Mono" w:hAnsi="Andale Mono"/>
                                       <w:b/>
                                     </w:rPr>
-                                    <w:t>--</w:t>
-                                  </w:r>
-                                  <w:proofErr w:type="spellStart"/>
-                                  <w:r>
+                                    <w:t>--lu</w:t>
+                                  </w:r>
+                                </w:p>
+                              </w:tc>
+                              <w:tc>
+                                <w:tcPr>
+                                  <w:tcW w:w="720" w:type="dxa"/>
+                                </w:tcPr>
+                                <w:p>
+                                  <w:pPr>
+                                    <w:jc w:val="center"/>
+                                    <w:rPr>
+                                      <w:rFonts w:cs="Calibri"/>
+                                    </w:rPr>
+                                  </w:pPr>
+                                  <w:r>
+                                    <w:rPr>
+                                      <w:rFonts w:cs="Calibri"/>
+                                    </w:rPr>
+                                    <w:t>x165</w:t>
+                                  </w:r>
+                                </w:p>
+                              </w:tc>
+                              <w:tc>
+                                <w:tcPr>
+                                  <w:tcW w:w="2970" w:type="dxa"/>
+                                </w:tcPr>
+                                <w:p>
+                                  <w:r>
+                                    <w:t>Left or Up</w:t>
+                                  </w:r>
+                                </w:p>
+                              </w:tc>
+                              <w:tc>
+                                <w:tcPr>
+                                  <w:tcW w:w="720" w:type="dxa"/>
+                                </w:tcPr>
+                                <w:p>
+                                  <w:r>
+                                    <w:t>1,2</w:t>
+                                  </w:r>
+                                </w:p>
+                              </w:tc>
+                            </w:tr>
+                            <w:tr>
+                              <w:tc>
+                                <w:tcPr>
+                                  <w:tcW w:w="738" w:type="dxa"/>
+                                </w:tcPr>
+                                <w:p>
+                                  <w:pPr>
+                                    <w:jc w:val="center"/>
                                     <w:rPr>
                                       <w:rFonts w:ascii="Andale Mono" w:hAnsi="Andale Mono"/>
                                       <w:b/>
                                     </w:rPr>
-                                    <w:t>lu</w:t>
-                                  </w:r>
-                                  <w:proofErr w:type="spellEnd"/>
+                                  </w:pPr>
+                                  <w:r>
+                                    <w:rPr>
+                                      <w:rFonts w:ascii="Andale Mono" w:hAnsi="Andale Mono"/>
+                                      <w:b/>
+                                    </w:rPr>
+                                    <w:t>-d--</w:t>
+                                  </w:r>
                                 </w:p>
                               </w:tc>
                               <w:tc>
@@ -16175,7 +16062,7 @@
                                     <w:rPr>
                                       <w:rFonts w:cs="Calibri"/>
                                     </w:rPr>
-                                    <w:t>x165</w:t>
+                                    <w:t>x115</w:t>
                                   </w:r>
                                 </w:p>
                               </w:tc>
@@ -16185,7 +16072,7 @@
                                 </w:tcPr>
                                 <w:p>
                                   <w:r>
-                                    <w:t>Left or Up</w:t>
+                                    <w:t>Down</w:t>
                                   </w:r>
                                 </w:p>
                               </w:tc>
@@ -16193,17 +16080,14 @@
                                 <w:tcPr>
                                   <w:tcW w:w="720" w:type="dxa"/>
                                 </w:tcPr>
-                                <w:p>
-                                  <w:r>
-                                    <w:t>1,2</w:t>
-                                  </w:r>
-                                </w:p>
+                                <w:p/>
                               </w:tc>
                             </w:tr>
                             <w:tr>
                               <w:tc>
                                 <w:tcPr>
                                   <w:tcW w:w="738" w:type="dxa"/>
+                                  <w:shd w:val="clear" w:color="auto" w:fill="D9D9D9"/>
                                 </w:tcPr>
                                 <w:p>
                                   <w:pPr>
@@ -16218,7 +16102,7 @@
                                       <w:rFonts w:ascii="Andale Mono" w:hAnsi="Andale Mono"/>
                                       <w:b/>
                                     </w:rPr>
-                                    <w:t>-d--</w:t>
+                                    <w:t>-d-u</w:t>
                                   </w:r>
                                 </w:p>
                               </w:tc>
@@ -16237,7 +16121,7 @@
                                     <w:rPr>
                                       <w:rFonts w:cs="Calibri"/>
                                     </w:rPr>
-                                    <w:t>x115</w:t>
+                                    <w:t>x105</w:t>
                                   </w:r>
                                 </w:p>
                               </w:tc>
@@ -16247,7 +16131,7 @@
                                 </w:tcPr>
                                 <w:p>
                                   <w:r>
-                                    <w:t>Down</w:t>
+                                    <w:t>Down or Up</w:t>
                                   </w:r>
                                 </w:p>
                               </w:tc>
@@ -16255,7 +16139,11 @@
                                 <w:tcPr>
                                   <w:tcW w:w="720" w:type="dxa"/>
                                 </w:tcPr>
-                                <w:p/>
+                                <w:p>
+                                  <w:r>
+                                    <w:t>1</w:t>
+                                  </w:r>
+                                </w:p>
                               </w:tc>
                             </w:tr>
                             <w:tr>
@@ -16277,7 +16165,7 @@
                                       <w:rFonts w:ascii="Andale Mono" w:hAnsi="Andale Mono"/>
                                       <w:b/>
                                     </w:rPr>
-                                    <w:t>-d-u</w:t>
+                                    <w:t>-dl-</w:t>
                                   </w:r>
                                 </w:p>
                               </w:tc>
@@ -16296,7 +16184,7 @@
                                     <w:rPr>
                                       <w:rFonts w:cs="Calibri"/>
                                     </w:rPr>
-                                    <w:t>x105</w:t>
+                                    <w:t>x135</w:t>
                                   </w:r>
                                 </w:p>
                               </w:tc>
@@ -16306,7 +16194,7 @@
                                 </w:tcPr>
                                 <w:p>
                                   <w:r>
-                                    <w:t>Down or Up</w:t>
+                                    <w:t>Down or Left</w:t>
                                   </w:r>
                                 </w:p>
                               </w:tc>
@@ -16316,7 +16204,7 @@
                                 </w:tcPr>
                                 <w:p>
                                   <w:r>
-                                    <w:t>1</w:t>
+                                    <w:t>2</w:t>
                                   </w:r>
                                 </w:p>
                               </w:tc>
@@ -16340,7 +16228,7 @@
                                       <w:rFonts w:ascii="Andale Mono" w:hAnsi="Andale Mono"/>
                                       <w:b/>
                                     </w:rPr>
-                                    <w:t>-dl-</w:t>
+                                    <w:t>-dlu</w:t>
                                   </w:r>
                                 </w:p>
                               </w:tc>
@@ -16359,7 +16247,7 @@
                                     <w:rPr>
                                       <w:rFonts w:cs="Calibri"/>
                                     </w:rPr>
-                                    <w:t>x135</w:t>
+                                    <w:t>x125</w:t>
                                   </w:r>
                                 </w:p>
                               </w:tc>
@@ -16369,7 +16257,7 @@
                                 </w:tcPr>
                                 <w:p>
                                   <w:r>
-                                    <w:t>Down or Left</w:t>
+                                    <w:t>Down, Left or Up</w:t>
                                   </w:r>
                                 </w:p>
                               </w:tc>
@@ -16379,7 +16267,7 @@
                                 </w:tcPr>
                                 <w:p>
                                   <w:r>
-                                    <w:t>2</w:t>
+                                    <w:t>1,2</w:t>
                                   </w:r>
                                 </w:p>
                               </w:tc>
@@ -16388,7 +16276,6 @@
                               <w:tc>
                                 <w:tcPr>
                                   <w:tcW w:w="738" w:type="dxa"/>
-                                  <w:shd w:val="clear" w:color="auto" w:fill="D9D9D9"/>
                                 </w:tcPr>
                                 <w:p>
                                   <w:pPr>
@@ -16403,17 +16290,67 @@
                                       <w:rFonts w:ascii="Andale Mono" w:hAnsi="Andale Mono"/>
                                       <w:b/>
                                     </w:rPr>
-                                    <w:t>-</w:t>
-                                  </w:r>
-                                  <w:proofErr w:type="spellStart"/>
-                                  <w:r>
+                                    <w:t>r---</w:t>
+                                  </w:r>
+                                </w:p>
+                              </w:tc>
+                              <w:tc>
+                                <w:tcPr>
+                                  <w:tcW w:w="720" w:type="dxa"/>
+                                </w:tcPr>
+                                <w:p>
+                                  <w:pPr>
+                                    <w:jc w:val="center"/>
+                                    <w:rPr>
+                                      <w:rFonts w:cs="Calibri"/>
+                                    </w:rPr>
+                                  </w:pPr>
+                                  <w:r>
+                                    <w:rPr>
+                                      <w:rFonts w:cs="Calibri"/>
+                                    </w:rPr>
+                                    <w:t>x1D5</w:t>
+                                  </w:r>
+                                </w:p>
+                              </w:tc>
+                              <w:tc>
+                                <w:tcPr>
+                                  <w:tcW w:w="2970" w:type="dxa"/>
+                                </w:tcPr>
+                                <w:p>
+                                  <w:r>
+                                    <w:t>Right</w:t>
+                                  </w:r>
+                                </w:p>
+                              </w:tc>
+                              <w:tc>
+                                <w:tcPr>
+                                  <w:tcW w:w="720" w:type="dxa"/>
+                                </w:tcPr>
+                                <w:p/>
+                              </w:tc>
+                            </w:tr>
+                            <w:tr>
+                              <w:tc>
+                                <w:tcPr>
+                                  <w:tcW w:w="738" w:type="dxa"/>
+                                  <w:shd w:val="clear" w:color="auto" w:fill="D9D9D9"/>
+                                </w:tcPr>
+                                <w:p>
+                                  <w:pPr>
+                                    <w:jc w:val="center"/>
                                     <w:rPr>
                                       <w:rFonts w:ascii="Andale Mono" w:hAnsi="Andale Mono"/>
                                       <w:b/>
                                     </w:rPr>
-                                    <w:t>dlu</w:t>
-                                  </w:r>
-                                  <w:proofErr w:type="spellEnd"/>
+                                  </w:pPr>
+                                  <w:r>
+                                    <w:rPr>
+                                      <w:rFonts w:ascii="Andale Mono" w:hAnsi="Andale Mono"/>
+                                      <w:b/>
+                                    </w:rPr>
+                                    <w:t>r--u</w:t>
+                                  </w:r>
                                 </w:p>
                               </w:tc>
                               <w:tc>
@@ -16431,7 +16368,7 @@
                                     <w:rPr>
                                       <w:rFonts w:cs="Calibri"/>
                                     </w:rPr>
-                                    <w:t>x125</w:t>
+                                    <w:t>x1C5</w:t>
                                   </w:r>
                                 </w:p>
                               </w:tc>
@@ -16441,7 +16378,7 @@
                                 </w:tcPr>
                                 <w:p>
                                   <w:r>
-                                    <w:t>Down, Left or Up</w:t>
+                                    <w:t>Right or Up</w:t>
                                   </w:r>
                                 </w:p>
                               </w:tc>
@@ -16451,7 +16388,7 @@
                                 </w:tcPr>
                                 <w:p>
                                   <w:r>
-                                    <w:t>1,2</w:t>
+                                    <w:t>1</w:t>
                                   </w:r>
                                 </w:p>
                               </w:tc>
@@ -16460,6 +16397,7 @@
                               <w:tc>
                                 <w:tcPr>
                                   <w:tcW w:w="738" w:type="dxa"/>
+                                  <w:shd w:val="clear" w:color="auto" w:fill="D9D9D9"/>
                                 </w:tcPr>
                                 <w:p>
                                   <w:pPr>
@@ -16474,7 +16412,7 @@
                                       <w:rFonts w:ascii="Andale Mono" w:hAnsi="Andale Mono"/>
                                       <w:b/>
                                     </w:rPr>
-                                    <w:t>r---</w:t>
+                                    <w:t>r-l-</w:t>
                                   </w:r>
                                 </w:p>
                               </w:tc>
@@ -16493,7 +16431,7 @@
                                     <w:rPr>
                                       <w:rFonts w:cs="Calibri"/>
                                     </w:rPr>
-                                    <w:t>x1D5</w:t>
+                                    <w:t>x1F5</w:t>
                                   </w:r>
                                 </w:p>
                               </w:tc>
@@ -16503,7 +16441,7 @@
                                 </w:tcPr>
                                 <w:p>
                                   <w:r>
-                                    <w:t>Right</w:t>
+                                    <w:t>Right or Left</w:t>
                                   </w:r>
                                 </w:p>
                               </w:tc>
@@ -16511,7 +16449,11 @@
                                 <w:tcPr>
                                   <w:tcW w:w="720" w:type="dxa"/>
                                 </w:tcPr>
-                                <w:p/>
+                                <w:p>
+                                  <w:r>
+                                    <w:t>2</w:t>
+                                  </w:r>
+                                </w:p>
                               </w:tc>
                             </w:tr>
                             <w:tr>
@@ -16533,7 +16475,7 @@
                                       <w:rFonts w:ascii="Andale Mono" w:hAnsi="Andale Mono"/>
                                       <w:b/>
                                     </w:rPr>
-                                    <w:t>r--u</w:t>
+                                    <w:t>r-lu</w:t>
                                   </w:r>
                                 </w:p>
                               </w:tc>
@@ -16552,7 +16494,7 @@
                                     <w:rPr>
                                       <w:rFonts w:cs="Calibri"/>
                                     </w:rPr>
-                                    <w:t>x1C5</w:t>
+                                    <w:t>x1E5</w:t>
                                   </w:r>
                                 </w:p>
                               </w:tc>
@@ -16562,7 +16504,7 @@
                                 </w:tcPr>
                                 <w:p>
                                   <w:r>
-                                    <w:t>Right or Up</w:t>
+                                    <w:t>Right, Left or Up</w:t>
                                   </w:r>
                                 </w:p>
                               </w:tc>
@@ -16572,7 +16514,7 @@
                                 </w:tcPr>
                                 <w:p>
                                   <w:r>
-                                    <w:t>1</w:t>
+                                    <w:t>1,2</w:t>
                                   </w:r>
                                 </w:p>
                               </w:tc>
@@ -16581,7 +16523,6 @@
                               <w:tc>
                                 <w:tcPr>
                                   <w:tcW w:w="738" w:type="dxa"/>
-                                  <w:shd w:val="clear" w:color="auto" w:fill="D9D9D9"/>
                                 </w:tcPr>
                                 <w:p>
                                   <w:pPr>
@@ -16596,7 +16537,7 @@
                                       <w:rFonts w:ascii="Andale Mono" w:hAnsi="Andale Mono"/>
                                       <w:b/>
                                     </w:rPr>
-                                    <w:t>r-l-</w:t>
+                                    <w:t>rd--</w:t>
                                   </w:r>
                                 </w:p>
                               </w:tc>
@@ -16615,7 +16556,7 @@
                                     <w:rPr>
                                       <w:rFonts w:cs="Calibri"/>
                                     </w:rPr>
-                                    <w:t>x1F5</w:t>
+                                    <w:t>x195</w:t>
                                   </w:r>
                                 </w:p>
                               </w:tc>
@@ -16625,7 +16566,7 @@
                                 </w:tcPr>
                                 <w:p>
                                   <w:r>
-                                    <w:t>Right or Left</w:t>
+                                    <w:t>Right or Down</w:t>
                                   </w:r>
                                 </w:p>
                               </w:tc>
@@ -16633,11 +16574,7 @@
                                 <w:tcPr>
                                   <w:tcW w:w="720" w:type="dxa"/>
                                 </w:tcPr>
-                                <w:p>
-                                  <w:r>
-                                    <w:t>2</w:t>
-                                  </w:r>
-                                </w:p>
+                                <w:p/>
                               </w:tc>
                             </w:tr>
                             <w:tr>
@@ -16659,17 +16596,71 @@
                                       <w:rFonts w:ascii="Andale Mono" w:hAnsi="Andale Mono"/>
                                       <w:b/>
                                     </w:rPr>
-                                    <w:t>r-</w:t>
-                                  </w:r>
-                                  <w:proofErr w:type="spellStart"/>
-                                  <w:r>
+                                    <w:t>rd-u</w:t>
+                                  </w:r>
+                                </w:p>
+                              </w:tc>
+                              <w:tc>
+                                <w:tcPr>
+                                  <w:tcW w:w="720" w:type="dxa"/>
+                                </w:tcPr>
+                                <w:p>
+                                  <w:pPr>
+                                    <w:jc w:val="center"/>
+                                    <w:rPr>
+                                      <w:rFonts w:cs="Calibri"/>
+                                    </w:rPr>
+                                  </w:pPr>
+                                  <w:r>
+                                    <w:rPr>
+                                      <w:rFonts w:cs="Calibri"/>
+                                    </w:rPr>
+                                    <w:t>x185</w:t>
+                                  </w:r>
+                                </w:p>
+                              </w:tc>
+                              <w:tc>
+                                <w:tcPr>
+                                  <w:tcW w:w="2970" w:type="dxa"/>
+                                </w:tcPr>
+                                <w:p>
+                                  <w:r>
+                                    <w:t>Right, Down or Up</w:t>
+                                  </w:r>
+                                </w:p>
+                              </w:tc>
+                              <w:tc>
+                                <w:tcPr>
+                                  <w:tcW w:w="720" w:type="dxa"/>
+                                </w:tcPr>
+                                <w:p>
+                                  <w:r>
+                                    <w:t>1</w:t>
+                                  </w:r>
+                                </w:p>
+                              </w:tc>
+                            </w:tr>
+                            <w:tr>
+                              <w:tc>
+                                <w:tcPr>
+                                  <w:tcW w:w="738" w:type="dxa"/>
+                                  <w:shd w:val="clear" w:color="auto" w:fill="D9D9D9"/>
+                                </w:tcPr>
+                                <w:p>
+                                  <w:pPr>
+                                    <w:jc w:val="center"/>
                                     <w:rPr>
                                       <w:rFonts w:ascii="Andale Mono" w:hAnsi="Andale Mono"/>
                                       <w:b/>
                                     </w:rPr>
-                                    <w:t>lu</w:t>
-                                  </w:r>
-                                  <w:proofErr w:type="spellEnd"/>
+                                  </w:pPr>
+                                  <w:r>
+                                    <w:rPr>
+                                      <w:rFonts w:ascii="Andale Mono" w:hAnsi="Andale Mono"/>
+                                      <w:b/>
+                                    </w:rPr>
+                                    <w:t>rdl-</w:t>
+                                  </w:r>
                                 </w:p>
                               </w:tc>
                               <w:tc>
@@ -16687,7 +16678,7 @@
                                     <w:rPr>
                                       <w:rFonts w:cs="Calibri"/>
                                     </w:rPr>
-                                    <w:t>x1E5</w:t>
+                                    <w:t>x1B5</w:t>
                                   </w:r>
                                 </w:p>
                               </w:tc>
@@ -16697,7 +16688,7 @@
                                 </w:tcPr>
                                 <w:p>
                                   <w:r>
-                                    <w:t>Right, Left or Up</w:t>
+                                    <w:t>Right, Down or Left</w:t>
                                   </w:r>
                                 </w:p>
                               </w:tc>
@@ -16707,7 +16698,7 @@
                                 </w:tcPr>
                                 <w:p>
                                   <w:r>
-                                    <w:t>1,2</w:t>
+                                    <w:t>2</w:t>
                                   </w:r>
                                 </w:p>
                               </w:tc>
@@ -16716,6 +16707,7 @@
                               <w:tc>
                                 <w:tcPr>
                                   <w:tcW w:w="738" w:type="dxa"/>
+                                  <w:shd w:val="clear" w:color="auto" w:fill="D9D9D9"/>
                                 </w:tcPr>
                                 <w:p>
                                   <w:pPr>
@@ -16725,227 +16717,13 @@
                                       <w:b/>
                                     </w:rPr>
                                   </w:pPr>
-                                  <w:proofErr w:type="spellStart"/>
                                   <w:r>
                                     <w:rPr>
                                       <w:rFonts w:ascii="Andale Mono" w:hAnsi="Andale Mono"/>
                                       <w:b/>
                                     </w:rPr>
-                                    <w:t>rd</w:t>
-                                  </w:r>
-                                  <w:proofErr w:type="spellEnd"/>
-                                  <w:r>
-                                    <w:rPr>
-                                      <w:rFonts w:ascii="Andale Mono" w:hAnsi="Andale Mono"/>
-                                      <w:b/>
-                                    </w:rPr>
-                                    <w:t>--</w:t>
-                                  </w:r>
-                                </w:p>
-                              </w:tc>
-                              <w:tc>
-                                <w:tcPr>
-                                  <w:tcW w:w="720" w:type="dxa"/>
-                                </w:tcPr>
-                                <w:p>
-                                  <w:pPr>
-                                    <w:jc w:val="center"/>
-                                    <w:rPr>
-                                      <w:rFonts w:cs="Calibri"/>
-                                    </w:rPr>
-                                  </w:pPr>
-                                  <w:r>
-                                    <w:rPr>
-                                      <w:rFonts w:cs="Calibri"/>
-                                    </w:rPr>
-                                    <w:t>x195</w:t>
-                                  </w:r>
-                                </w:p>
-                              </w:tc>
-                              <w:tc>
-                                <w:tcPr>
-                                  <w:tcW w:w="2970" w:type="dxa"/>
-                                </w:tcPr>
-                                <w:p>
-                                  <w:r>
-                                    <w:t>Right or Down</w:t>
-                                  </w:r>
-                                </w:p>
-                              </w:tc>
-                              <w:tc>
-                                <w:tcPr>
-                                  <w:tcW w:w="720" w:type="dxa"/>
-                                </w:tcPr>
-                                <w:p/>
-                              </w:tc>
-                            </w:tr>
-                            <w:tr>
-                              <w:tc>
-                                <w:tcPr>
-                                  <w:tcW w:w="738" w:type="dxa"/>
-                                  <w:shd w:val="clear" w:color="auto" w:fill="D9D9D9"/>
-                                </w:tcPr>
-                                <w:p>
-                                  <w:pPr>
-                                    <w:jc w:val="center"/>
-                                    <w:rPr>
-                                      <w:rFonts w:ascii="Andale Mono" w:hAnsi="Andale Mono"/>
-                                      <w:b/>
-                                    </w:rPr>
-                                  </w:pPr>
-                                  <w:proofErr w:type="spellStart"/>
-                                  <w:r>
-                                    <w:rPr>
-                                      <w:rFonts w:ascii="Andale Mono" w:hAnsi="Andale Mono"/>
-                                      <w:b/>
-                                    </w:rPr>
-                                    <w:t>rd</w:t>
-                                  </w:r>
-                                  <w:proofErr w:type="spellEnd"/>
-                                  <w:r>
-                                    <w:rPr>
-                                      <w:rFonts w:ascii="Andale Mono" w:hAnsi="Andale Mono"/>
-                                      <w:b/>
-                                    </w:rPr>
-                                    <w:t>-u</w:t>
-                                  </w:r>
-                                </w:p>
-                              </w:tc>
-                              <w:tc>
-                                <w:tcPr>
-                                  <w:tcW w:w="720" w:type="dxa"/>
-                                </w:tcPr>
-                                <w:p>
-                                  <w:pPr>
-                                    <w:jc w:val="center"/>
-                                    <w:rPr>
-                                      <w:rFonts w:cs="Calibri"/>
-                                    </w:rPr>
-                                  </w:pPr>
-                                  <w:r>
-                                    <w:rPr>
-                                      <w:rFonts w:cs="Calibri"/>
-                                    </w:rPr>
-                                    <w:t>x185</w:t>
-                                  </w:r>
-                                </w:p>
-                              </w:tc>
-                              <w:tc>
-                                <w:tcPr>
-                                  <w:tcW w:w="2970" w:type="dxa"/>
-                                </w:tcPr>
-                                <w:p>
-                                  <w:r>
-                                    <w:t>Right, Down or Up</w:t>
-                                  </w:r>
-                                </w:p>
-                              </w:tc>
-                              <w:tc>
-                                <w:tcPr>
-                                  <w:tcW w:w="720" w:type="dxa"/>
-                                </w:tcPr>
-                                <w:p>
-                                  <w:r>
-                                    <w:t>1</w:t>
-                                  </w:r>
-                                </w:p>
-                              </w:tc>
-                            </w:tr>
-                            <w:tr>
-                              <w:tc>
-                                <w:tcPr>
-                                  <w:tcW w:w="738" w:type="dxa"/>
-                                  <w:shd w:val="clear" w:color="auto" w:fill="D9D9D9"/>
-                                </w:tcPr>
-                                <w:p>
-                                  <w:pPr>
-                                    <w:jc w:val="center"/>
-                                    <w:rPr>
-                                      <w:rFonts w:ascii="Andale Mono" w:hAnsi="Andale Mono"/>
-                                      <w:b/>
-                                    </w:rPr>
-                                  </w:pPr>
-                                  <w:proofErr w:type="spellStart"/>
-                                  <w:r>
-                                    <w:rPr>
-                                      <w:rFonts w:ascii="Andale Mono" w:hAnsi="Andale Mono"/>
-                                      <w:b/>
-                                    </w:rPr>
-                                    <w:t>rdl</w:t>
-                                  </w:r>
-                                  <w:proofErr w:type="spellEnd"/>
-                                  <w:r>
-                                    <w:rPr>
-                                      <w:rFonts w:ascii="Andale Mono" w:hAnsi="Andale Mono"/>
-                                      <w:b/>
-                                    </w:rPr>
-                                    <w:t>-</w:t>
-                                  </w:r>
-                                </w:p>
-                              </w:tc>
-                              <w:tc>
-                                <w:tcPr>
-                                  <w:tcW w:w="720" w:type="dxa"/>
-                                </w:tcPr>
-                                <w:p>
-                                  <w:pPr>
-                                    <w:jc w:val="center"/>
-                                    <w:rPr>
-                                      <w:rFonts w:cs="Calibri"/>
-                                    </w:rPr>
-                                  </w:pPr>
-                                  <w:r>
-                                    <w:rPr>
-                                      <w:rFonts w:cs="Calibri"/>
-                                    </w:rPr>
-                                    <w:t>x1B5</w:t>
-                                  </w:r>
-                                </w:p>
-                              </w:tc>
-                              <w:tc>
-                                <w:tcPr>
-                                  <w:tcW w:w="2970" w:type="dxa"/>
-                                </w:tcPr>
-                                <w:p>
-                                  <w:r>
-                                    <w:t>Right, Down or Left</w:t>
-                                  </w:r>
-                                </w:p>
-                              </w:tc>
-                              <w:tc>
-                                <w:tcPr>
-                                  <w:tcW w:w="720" w:type="dxa"/>
-                                </w:tcPr>
-                                <w:p>
-                                  <w:r>
-                                    <w:t>2</w:t>
-                                  </w:r>
-                                </w:p>
-                              </w:tc>
-                            </w:tr>
-                            <w:tr>
-                              <w:tc>
-                                <w:tcPr>
-                                  <w:tcW w:w="738" w:type="dxa"/>
-                                  <w:shd w:val="clear" w:color="auto" w:fill="D9D9D9"/>
-                                </w:tcPr>
-                                <w:p>
-                                  <w:pPr>
-                                    <w:jc w:val="center"/>
-                                    <w:rPr>
-                                      <w:rFonts w:ascii="Andale Mono" w:hAnsi="Andale Mono"/>
-                                      <w:b/>
-                                    </w:rPr>
-                                  </w:pPr>
-                                  <w:proofErr w:type="spellStart"/>
-                                  <w:r>
-                                    <w:rPr>
-                                      <w:rFonts w:ascii="Andale Mono" w:hAnsi="Andale Mono"/>
-                                      <w:b/>
-                                    </w:rPr>
                                     <w:t>rdlu</w:t>
                                   </w:r>
-                                  <w:proofErr w:type="spellEnd"/>
                                 </w:p>
                               </w:tc>
                               <w:tc>
@@ -17088,11 +16866,9 @@
                             <w:pPr>
                               <w:jc w:val="center"/>
                             </w:pPr>
-                            <w:proofErr w:type="spellStart"/>
                             <w:r>
                               <w:t>Addr</w:t>
                             </w:r>
-                            <w:proofErr w:type="spellEnd"/>
                           </w:p>
                         </w:tc>
                         <w:tc>
@@ -17340,7 +17116,6 @@
                                 <w:b/>
                               </w:rPr>
                             </w:pPr>
-                            <w:proofErr w:type="spellStart"/>
                             <w:r>
                               <w:rPr>
                                 <w:rFonts w:ascii="Andale Mono" w:hAnsi="Andale Mono"/>
@@ -17348,7 +17123,6 @@
                               </w:rPr>
                               <w:t>ldata</w:t>
                             </w:r>
-                            <w:proofErr w:type="spellEnd"/>
                           </w:p>
                         </w:tc>
                         <w:tc>
@@ -17473,17 +17247,70 @@
                                 <w:rFonts w:ascii="Andale Mono" w:hAnsi="Andale Mono"/>
                                 <w:b/>
                               </w:rPr>
-                              <w:t>--</w:t>
-                            </w:r>
-                            <w:proofErr w:type="spellStart"/>
-                            <w:r>
+                              <w:t>--lu</w:t>
+                            </w:r>
+                          </w:p>
+                        </w:tc>
+                        <w:tc>
+                          <w:tcPr>
+                            <w:tcW w:w="720" w:type="dxa"/>
+                          </w:tcPr>
+                          <w:p>
+                            <w:pPr>
+                              <w:jc w:val="center"/>
+                              <w:rPr>
+                                <w:rFonts w:cs="Calibri"/>
+                              </w:rPr>
+                            </w:pPr>
+                            <w:r>
+                              <w:rPr>
+                                <w:rFonts w:cs="Calibri"/>
+                              </w:rPr>
+                              <w:t>x165</w:t>
+                            </w:r>
+                          </w:p>
+                        </w:tc>
+                        <w:tc>
+                          <w:tcPr>
+                            <w:tcW w:w="2970" w:type="dxa"/>
+                          </w:tcPr>
+                          <w:p>
+                            <w:r>
+                              <w:t>Left or Up</w:t>
+                            </w:r>
+                          </w:p>
+                        </w:tc>
+                        <w:tc>
+                          <w:tcPr>
+                            <w:tcW w:w="720" w:type="dxa"/>
+                          </w:tcPr>
+                          <w:p>
+                            <w:r>
+                              <w:t>1,2</w:t>
+                            </w:r>
+                          </w:p>
+                        </w:tc>
+                      </w:tr>
+                      <w:tr>
+                        <w:tc>
+                          <w:tcPr>
+                            <w:tcW w:w="738" w:type="dxa"/>
+                          </w:tcPr>
+                          <w:p>
+                            <w:pPr>
+                              <w:jc w:val="center"/>
                               <w:rPr>
                                 <w:rFonts w:ascii="Andale Mono" w:hAnsi="Andale Mono"/>
                                 <w:b/>
                               </w:rPr>
-                              <w:t>lu</w:t>
-                            </w:r>
-                            <w:proofErr w:type="spellEnd"/>
+                            </w:pPr>
+                            <w:r>
+                              <w:rPr>
+                                <w:rFonts w:ascii="Andale Mono" w:hAnsi="Andale Mono"/>
+                                <w:b/>
+                              </w:rPr>
+                              <w:t>-d--</w:t>
+                            </w:r>
                           </w:p>
                         </w:tc>
                         <w:tc>
@@ -17501,7 +17328,7 @@
                               <w:rPr>
                                 <w:rFonts w:cs="Calibri"/>
                               </w:rPr>
-                              <w:t>x165</w:t>
+                              <w:t>x115</w:t>
                             </w:r>
                           </w:p>
                         </w:tc>
@@ -17511,7 +17338,7 @@
                           </w:tcPr>
                           <w:p>
                             <w:r>
-                              <w:t>Left or Up</w:t>
+                              <w:t>Down</w:t>
                             </w:r>
                           </w:p>
                         </w:tc>
@@ -17519,17 +17346,14 @@
                           <w:tcPr>
                             <w:tcW w:w="720" w:type="dxa"/>
                           </w:tcPr>
-                          <w:p>
-                            <w:r>
-                              <w:t>1,2</w:t>
-                            </w:r>
-                          </w:p>
+                          <w:p/>
                         </w:tc>
                       </w:tr>
                       <w:tr>
                         <w:tc>
                           <w:tcPr>
                             <w:tcW w:w="738" w:type="dxa"/>
+                            <w:shd w:val="clear" w:color="auto" w:fill="D9D9D9"/>
                           </w:tcPr>
                           <w:p>
                             <w:pPr>
@@ -17544,7 +17368,7 @@
                                 <w:rFonts w:ascii="Andale Mono" w:hAnsi="Andale Mono"/>
                                 <w:b/>
                               </w:rPr>
-                              <w:t>-d--</w:t>
+                              <w:t>-d-u</w:t>
                             </w:r>
                           </w:p>
                         </w:tc>
@@ -17563,7 +17387,7 @@
                               <w:rPr>
                                 <w:rFonts w:cs="Calibri"/>
                               </w:rPr>
-                              <w:t>x115</w:t>
+                              <w:t>x105</w:t>
                             </w:r>
                           </w:p>
                         </w:tc>
@@ -17573,7 +17397,7 @@
                           </w:tcPr>
                           <w:p>
                             <w:r>
-                              <w:t>Down</w:t>
+                              <w:t>Down or Up</w:t>
                             </w:r>
                           </w:p>
                         </w:tc>
@@ -17581,7 +17405,11 @@
                           <w:tcPr>
                             <w:tcW w:w="720" w:type="dxa"/>
                           </w:tcPr>
-                          <w:p/>
+                          <w:p>
+                            <w:r>
+                              <w:t>1</w:t>
+                            </w:r>
+                          </w:p>
                         </w:tc>
                       </w:tr>
                       <w:tr>
@@ -17603,7 +17431,7 @@
                                 <w:rFonts w:ascii="Andale Mono" w:hAnsi="Andale Mono"/>
                                 <w:b/>
                               </w:rPr>
-                              <w:t>-d-u</w:t>
+                              <w:t>-dl-</w:t>
                             </w:r>
                           </w:p>
                         </w:tc>
@@ -17622,7 +17450,7 @@
                               <w:rPr>
                                 <w:rFonts w:cs="Calibri"/>
                               </w:rPr>
-                              <w:t>x105</w:t>
+                              <w:t>x135</w:t>
                             </w:r>
                           </w:p>
                         </w:tc>
@@ -17632,7 +17460,7 @@
                           </w:tcPr>
                           <w:p>
                             <w:r>
-                              <w:t>Down or Up</w:t>
+                              <w:t>Down or Left</w:t>
                             </w:r>
                           </w:p>
                         </w:tc>
@@ -17642,7 +17470,7 @@
                           </w:tcPr>
                           <w:p>
                             <w:r>
-                              <w:t>1</w:t>
+                              <w:t>2</w:t>
                             </w:r>
                           </w:p>
                         </w:tc>
@@ -17666,7 +17494,7 @@
                                 <w:rFonts w:ascii="Andale Mono" w:hAnsi="Andale Mono"/>
                                 <w:b/>
                               </w:rPr>
-                              <w:t>-dl-</w:t>
+                              <w:t>-dlu</w:t>
                             </w:r>
                           </w:p>
                         </w:tc>
@@ -17685,7 +17513,7 @@
                               <w:rPr>
                                 <w:rFonts w:cs="Calibri"/>
                               </w:rPr>
-                              <w:t>x135</w:t>
+                              <w:t>x125</w:t>
                             </w:r>
                           </w:p>
                         </w:tc>
@@ -17695,7 +17523,7 @@
                           </w:tcPr>
                           <w:p>
                             <w:r>
-                              <w:t>Down or Left</w:t>
+                              <w:t>Down, Left or Up</w:t>
                             </w:r>
                           </w:p>
                         </w:tc>
@@ -17705,7 +17533,7 @@
                           </w:tcPr>
                           <w:p>
                             <w:r>
-                              <w:t>2</w:t>
+                              <w:t>1,2</w:t>
                             </w:r>
                           </w:p>
                         </w:tc>
@@ -17714,7 +17542,6 @@
                         <w:tc>
                           <w:tcPr>
                             <w:tcW w:w="738" w:type="dxa"/>
-                            <w:shd w:val="clear" w:color="auto" w:fill="D9D9D9"/>
                           </w:tcPr>
                           <w:p>
                             <w:pPr>
@@ -17729,17 +17556,67 @@
                                 <w:rFonts w:ascii="Andale Mono" w:hAnsi="Andale Mono"/>
                                 <w:b/>
                               </w:rPr>
-                              <w:t>-</w:t>
-                            </w:r>
-                            <w:proofErr w:type="spellStart"/>
-                            <w:r>
+                              <w:t>r---</w:t>
+                            </w:r>
+                          </w:p>
+                        </w:tc>
+                        <w:tc>
+                          <w:tcPr>
+                            <w:tcW w:w="720" w:type="dxa"/>
+                          </w:tcPr>
+                          <w:p>
+                            <w:pPr>
+                              <w:jc w:val="center"/>
+                              <w:rPr>
+                                <w:rFonts w:cs="Calibri"/>
+                              </w:rPr>
+                            </w:pPr>
+                            <w:r>
+                              <w:rPr>
+                                <w:rFonts w:cs="Calibri"/>
+                              </w:rPr>
+                              <w:t>x1D5</w:t>
+                            </w:r>
+                          </w:p>
+                        </w:tc>
+                        <w:tc>
+                          <w:tcPr>
+                            <w:tcW w:w="2970" w:type="dxa"/>
+                          </w:tcPr>
+                          <w:p>
+                            <w:r>
+                              <w:t>Right</w:t>
+                            </w:r>
+                          </w:p>
+                        </w:tc>
+                        <w:tc>
+                          <w:tcPr>
+                            <w:tcW w:w="720" w:type="dxa"/>
+                          </w:tcPr>
+                          <w:p/>
+                        </w:tc>
+                      </w:tr>
+                      <w:tr>
+                        <w:tc>
+                          <w:tcPr>
+                            <w:tcW w:w="738" w:type="dxa"/>
+                            <w:shd w:val="clear" w:color="auto" w:fill="D9D9D9"/>
+                          </w:tcPr>
+                          <w:p>
+                            <w:pPr>
+                              <w:jc w:val="center"/>
                               <w:rPr>
                                 <w:rFonts w:ascii="Andale Mono" w:hAnsi="Andale Mono"/>
                                 <w:b/>
                               </w:rPr>
-                              <w:t>dlu</w:t>
-                            </w:r>
-                            <w:proofErr w:type="spellEnd"/>
+                            </w:pPr>
+                            <w:r>
+                              <w:rPr>
+                                <w:rFonts w:ascii="Andale Mono" w:hAnsi="Andale Mono"/>
+                                <w:b/>
+                              </w:rPr>
+                              <w:t>r--u</w:t>
+                            </w:r>
                           </w:p>
                         </w:tc>
                         <w:tc>
@@ -17757,7 +17634,7 @@
                               <w:rPr>
                                 <w:rFonts w:cs="Calibri"/>
                               </w:rPr>
-                              <w:t>x125</w:t>
+                              <w:t>x1C5</w:t>
                             </w:r>
                           </w:p>
                         </w:tc>
@@ -17767,7 +17644,7 @@
                           </w:tcPr>
                           <w:p>
                             <w:r>
-                              <w:t>Down, Left or Up</w:t>
+                              <w:t>Right or Up</w:t>
                             </w:r>
                           </w:p>
                         </w:tc>
@@ -17777,7 +17654,7 @@
                           </w:tcPr>
                           <w:p>
                             <w:r>
-                              <w:t>1,2</w:t>
+                              <w:t>1</w:t>
                             </w:r>
                           </w:p>
                         </w:tc>
@@ -17786,6 +17663,7 @@
                         <w:tc>
                           <w:tcPr>
                             <w:tcW w:w="738" w:type="dxa"/>
+                            <w:shd w:val="clear" w:color="auto" w:fill="D9D9D9"/>
                           </w:tcPr>
                           <w:p>
                             <w:pPr>
@@ -17800,7 +17678,7 @@
                                 <w:rFonts w:ascii="Andale Mono" w:hAnsi="Andale Mono"/>
                                 <w:b/>
                               </w:rPr>
-                              <w:t>r---</w:t>
+                              <w:t>r-l-</w:t>
                             </w:r>
                           </w:p>
                         </w:tc>
@@ -17819,7 +17697,7 @@
                               <w:rPr>
                                 <w:rFonts w:cs="Calibri"/>
                               </w:rPr>
-                              <w:t>x1D5</w:t>
+                              <w:t>x1F5</w:t>
                             </w:r>
                           </w:p>
                         </w:tc>
@@ -17829,7 +17707,7 @@
                           </w:tcPr>
                           <w:p>
                             <w:r>
-                              <w:t>Right</w:t>
+                              <w:t>Right or Left</w:t>
                             </w:r>
                           </w:p>
                         </w:tc>
@@ -17837,7 +17715,11 @@
                           <w:tcPr>
                             <w:tcW w:w="720" w:type="dxa"/>
                           </w:tcPr>
-                          <w:p/>
+                          <w:p>
+                            <w:r>
+                              <w:t>2</w:t>
+                            </w:r>
+                          </w:p>
                         </w:tc>
                       </w:tr>
                       <w:tr>
@@ -17859,7 +17741,7 @@
                                 <w:rFonts w:ascii="Andale Mono" w:hAnsi="Andale Mono"/>
                                 <w:b/>
                               </w:rPr>
-                              <w:t>r--u</w:t>
+                              <w:t>r-lu</w:t>
                             </w:r>
                           </w:p>
                         </w:tc>
@@ -17878,7 +17760,7 @@
                               <w:rPr>
                                 <w:rFonts w:cs="Calibri"/>
                               </w:rPr>
-                              <w:t>x1C5</w:t>
+                              <w:t>x1E5</w:t>
                             </w:r>
                           </w:p>
                         </w:tc>
@@ -17888,7 +17770,7 @@
                           </w:tcPr>
                           <w:p>
                             <w:r>
-                              <w:t>Right or Up</w:t>
+                              <w:t>Right, Left or Up</w:t>
                             </w:r>
                           </w:p>
                         </w:tc>
@@ -17898,7 +17780,7 @@
                           </w:tcPr>
                           <w:p>
                             <w:r>
-                              <w:t>1</w:t>
+                              <w:t>1,2</w:t>
                             </w:r>
                           </w:p>
                         </w:tc>
@@ -17907,7 +17789,6 @@
                         <w:tc>
                           <w:tcPr>
                             <w:tcW w:w="738" w:type="dxa"/>
-                            <w:shd w:val="clear" w:color="auto" w:fill="D9D9D9"/>
                           </w:tcPr>
                           <w:p>
                             <w:pPr>
@@ -17922,7 +17803,7 @@
                                 <w:rFonts w:ascii="Andale Mono" w:hAnsi="Andale Mono"/>
                                 <w:b/>
                               </w:rPr>
-                              <w:t>r-l-</w:t>
+                              <w:t>rd--</w:t>
                             </w:r>
                           </w:p>
                         </w:tc>
@@ -17941,7 +17822,7 @@
                               <w:rPr>
                                 <w:rFonts w:cs="Calibri"/>
                               </w:rPr>
-                              <w:t>x1F5</w:t>
+                              <w:t>x195</w:t>
                             </w:r>
                           </w:p>
                         </w:tc>
@@ -17951,7 +17832,7 @@
                           </w:tcPr>
                           <w:p>
                             <w:r>
-                              <w:t>Right or Left</w:t>
+                              <w:t>Right or Down</w:t>
                             </w:r>
                           </w:p>
                         </w:tc>
@@ -17959,11 +17840,7 @@
                           <w:tcPr>
                             <w:tcW w:w="720" w:type="dxa"/>
                           </w:tcPr>
-                          <w:p>
-                            <w:r>
-                              <w:t>2</w:t>
-                            </w:r>
-                          </w:p>
+                          <w:p/>
                         </w:tc>
                       </w:tr>
                       <w:tr>
@@ -17985,17 +17862,71 @@
                                 <w:rFonts w:ascii="Andale Mono" w:hAnsi="Andale Mono"/>
                                 <w:b/>
                               </w:rPr>
-                              <w:t>r-</w:t>
-                            </w:r>
-                            <w:proofErr w:type="spellStart"/>
-                            <w:r>
+                              <w:t>rd-u</w:t>
+                            </w:r>
+                          </w:p>
+                        </w:tc>
+                        <w:tc>
+                          <w:tcPr>
+                            <w:tcW w:w="720" w:type="dxa"/>
+                          </w:tcPr>
+                          <w:p>
+                            <w:pPr>
+                              <w:jc w:val="center"/>
+                              <w:rPr>
+                                <w:rFonts w:cs="Calibri"/>
+                              </w:rPr>
+                            </w:pPr>
+                            <w:r>
+                              <w:rPr>
+                                <w:rFonts w:cs="Calibri"/>
+                              </w:rPr>
+                              <w:t>x185</w:t>
+                            </w:r>
+                          </w:p>
+                        </w:tc>
+                        <w:tc>
+                          <w:tcPr>
+                            <w:tcW w:w="2970" w:type="dxa"/>
+                          </w:tcPr>
+                          <w:p>
+                            <w:r>
+                              <w:t>Right, Down or Up</w:t>
+                            </w:r>
+                          </w:p>
+                        </w:tc>
+                        <w:tc>
+                          <w:tcPr>
+                            <w:tcW w:w="720" w:type="dxa"/>
+                          </w:tcPr>
+                          <w:p>
+                            <w:r>
+                              <w:t>1</w:t>
+                            </w:r>
+                          </w:p>
+                        </w:tc>
+                      </w:tr>
+                      <w:tr>
+                        <w:tc>
+                          <w:tcPr>
+                            <w:tcW w:w="738" w:type="dxa"/>
+                            <w:shd w:val="clear" w:color="auto" w:fill="D9D9D9"/>
+                          </w:tcPr>
+                          <w:p>
+                            <w:pPr>
+                              <w:jc w:val="center"/>
                               <w:rPr>
                                 <w:rFonts w:ascii="Andale Mono" w:hAnsi="Andale Mono"/>
                                 <w:b/>
                               </w:rPr>
-                              <w:t>lu</w:t>
-                            </w:r>
-                            <w:proofErr w:type="spellEnd"/>
+                            </w:pPr>
+                            <w:r>
+                              <w:rPr>
+                                <w:rFonts w:ascii="Andale Mono" w:hAnsi="Andale Mono"/>
+                                <w:b/>
+                              </w:rPr>
+                              <w:t>rdl-</w:t>
+                            </w:r>
                           </w:p>
                         </w:tc>
                         <w:tc>
@@ -18013,7 +17944,7 @@
                               <w:rPr>
                                 <w:rFonts w:cs="Calibri"/>
                               </w:rPr>
-                              <w:t>x1E5</w:t>
+                              <w:t>x1B5</w:t>
                             </w:r>
                           </w:p>
                         </w:tc>
@@ -18023,7 +17954,7 @@
                           </w:tcPr>
                           <w:p>
                             <w:r>
-                              <w:t>Right, Left or Up</w:t>
+                              <w:t>Right, Down or Left</w:t>
                             </w:r>
                           </w:p>
                         </w:tc>
@@ -18033,7 +17964,7 @@
                           </w:tcPr>
                           <w:p>
                             <w:r>
-                              <w:t>1,2</w:t>
+                              <w:t>2</w:t>
                             </w:r>
                           </w:p>
                         </w:tc>
@@ -18042,6 +17973,7 @@
                         <w:tc>
                           <w:tcPr>
                             <w:tcW w:w="738" w:type="dxa"/>
+                            <w:shd w:val="clear" w:color="auto" w:fill="D9D9D9"/>
                           </w:tcPr>
                           <w:p>
                             <w:pPr>
@@ -18051,227 +17983,13 @@
                                 <w:b/>
                               </w:rPr>
                             </w:pPr>
-                            <w:proofErr w:type="spellStart"/>
                             <w:r>
                               <w:rPr>
                                 <w:rFonts w:ascii="Andale Mono" w:hAnsi="Andale Mono"/>
                                 <w:b/>
                               </w:rPr>
-                              <w:t>rd</w:t>
-                            </w:r>
-                            <w:proofErr w:type="spellEnd"/>
-                            <w:r>
-                              <w:rPr>
-                                <w:rFonts w:ascii="Andale Mono" w:hAnsi="Andale Mono"/>
-                                <w:b/>
-                              </w:rPr>
-                              <w:t>--</w:t>
-                            </w:r>
-                          </w:p>
-                        </w:tc>
-                        <w:tc>
-                          <w:tcPr>
-                            <w:tcW w:w="720" w:type="dxa"/>
-                          </w:tcPr>
-                          <w:p>
-                            <w:pPr>
-                              <w:jc w:val="center"/>
-                              <w:rPr>
-                                <w:rFonts w:cs="Calibri"/>
-                              </w:rPr>
-                            </w:pPr>
-                            <w:r>
-                              <w:rPr>
-                                <w:rFonts w:cs="Calibri"/>
-                              </w:rPr>
-                              <w:t>x195</w:t>
-                            </w:r>
-                          </w:p>
-                        </w:tc>
-                        <w:tc>
-                          <w:tcPr>
-                            <w:tcW w:w="2970" w:type="dxa"/>
-                          </w:tcPr>
-                          <w:p>
-                            <w:r>
-                              <w:t>Right or Down</w:t>
-                            </w:r>
-                          </w:p>
-                        </w:tc>
-                        <w:tc>
-                          <w:tcPr>
-                            <w:tcW w:w="720" w:type="dxa"/>
-                          </w:tcPr>
-                          <w:p/>
-                        </w:tc>
-                      </w:tr>
-                      <w:tr>
-                        <w:tc>
-                          <w:tcPr>
-                            <w:tcW w:w="738" w:type="dxa"/>
-                            <w:shd w:val="clear" w:color="auto" w:fill="D9D9D9"/>
-                          </w:tcPr>
-                          <w:p>
-                            <w:pPr>
-                              <w:jc w:val="center"/>
-                              <w:rPr>
-                                <w:rFonts w:ascii="Andale Mono" w:hAnsi="Andale Mono"/>
-                                <w:b/>
-                              </w:rPr>
-                            </w:pPr>
-                            <w:proofErr w:type="spellStart"/>
-                            <w:r>
-                              <w:rPr>
-                                <w:rFonts w:ascii="Andale Mono" w:hAnsi="Andale Mono"/>
-                                <w:b/>
-                              </w:rPr>
-                              <w:t>rd</w:t>
-                            </w:r>
-                            <w:proofErr w:type="spellEnd"/>
-                            <w:r>
-                              <w:rPr>
-                                <w:rFonts w:ascii="Andale Mono" w:hAnsi="Andale Mono"/>
-                                <w:b/>
-                              </w:rPr>
-                              <w:t>-u</w:t>
-                            </w:r>
-                          </w:p>
-                        </w:tc>
-                        <w:tc>
-                          <w:tcPr>
-                            <w:tcW w:w="720" w:type="dxa"/>
-                          </w:tcPr>
-                          <w:p>
-                            <w:pPr>
-                              <w:jc w:val="center"/>
-                              <w:rPr>
-                                <w:rFonts w:cs="Calibri"/>
-                              </w:rPr>
-                            </w:pPr>
-                            <w:r>
-                              <w:rPr>
-                                <w:rFonts w:cs="Calibri"/>
-                              </w:rPr>
-                              <w:t>x185</w:t>
-                            </w:r>
-                          </w:p>
-                        </w:tc>
-                        <w:tc>
-                          <w:tcPr>
-                            <w:tcW w:w="2970" w:type="dxa"/>
-                          </w:tcPr>
-                          <w:p>
-                            <w:r>
-                              <w:t>Right, Down or Up</w:t>
-                            </w:r>
-                          </w:p>
-                        </w:tc>
-                        <w:tc>
-                          <w:tcPr>
-                            <w:tcW w:w="720" w:type="dxa"/>
-                          </w:tcPr>
-                          <w:p>
-                            <w:r>
-                              <w:t>1</w:t>
-                            </w:r>
-                          </w:p>
-                        </w:tc>
-                      </w:tr>
-                      <w:tr>
-                        <w:tc>
-                          <w:tcPr>
-                            <w:tcW w:w="738" w:type="dxa"/>
-                            <w:shd w:val="clear" w:color="auto" w:fill="D9D9D9"/>
-                          </w:tcPr>
-                          <w:p>
-                            <w:pPr>
-                              <w:jc w:val="center"/>
-                              <w:rPr>
-                                <w:rFonts w:ascii="Andale Mono" w:hAnsi="Andale Mono"/>
-                                <w:b/>
-                              </w:rPr>
-                            </w:pPr>
-                            <w:proofErr w:type="spellStart"/>
-                            <w:r>
-                              <w:rPr>
-                                <w:rFonts w:ascii="Andale Mono" w:hAnsi="Andale Mono"/>
-                                <w:b/>
-                              </w:rPr>
-                              <w:t>rdl</w:t>
-                            </w:r>
-                            <w:proofErr w:type="spellEnd"/>
-                            <w:r>
-                              <w:rPr>
-                                <w:rFonts w:ascii="Andale Mono" w:hAnsi="Andale Mono"/>
-                                <w:b/>
-                              </w:rPr>
-                              <w:t>-</w:t>
-                            </w:r>
-                          </w:p>
-                        </w:tc>
-                        <w:tc>
-                          <w:tcPr>
-                            <w:tcW w:w="720" w:type="dxa"/>
-                          </w:tcPr>
-                          <w:p>
-                            <w:pPr>
-                              <w:jc w:val="center"/>
-                              <w:rPr>
-                                <w:rFonts w:cs="Calibri"/>
-                              </w:rPr>
-                            </w:pPr>
-                            <w:r>
-                              <w:rPr>
-                                <w:rFonts w:cs="Calibri"/>
-                              </w:rPr>
-                              <w:t>x1B5</w:t>
-                            </w:r>
-                          </w:p>
-                        </w:tc>
-                        <w:tc>
-                          <w:tcPr>
-                            <w:tcW w:w="2970" w:type="dxa"/>
-                          </w:tcPr>
-                          <w:p>
-                            <w:r>
-                              <w:t>Right, Down or Left</w:t>
-                            </w:r>
-                          </w:p>
-                        </w:tc>
-                        <w:tc>
-                          <w:tcPr>
-                            <w:tcW w:w="720" w:type="dxa"/>
-                          </w:tcPr>
-                          <w:p>
-                            <w:r>
-                              <w:t>2</w:t>
-                            </w:r>
-                          </w:p>
-                        </w:tc>
-                      </w:tr>
-                      <w:tr>
-                        <w:tc>
-                          <w:tcPr>
-                            <w:tcW w:w="738" w:type="dxa"/>
-                            <w:shd w:val="clear" w:color="auto" w:fill="D9D9D9"/>
-                          </w:tcPr>
-                          <w:p>
-                            <w:pPr>
-                              <w:jc w:val="center"/>
-                              <w:rPr>
-                                <w:rFonts w:ascii="Andale Mono" w:hAnsi="Andale Mono"/>
-                                <w:b/>
-                              </w:rPr>
-                            </w:pPr>
-                            <w:proofErr w:type="spellStart"/>
-                            <w:r>
-                              <w:rPr>
-                                <w:rFonts w:ascii="Andale Mono" w:hAnsi="Andale Mono"/>
-                                <w:b/>
-                              </w:rPr>
                               <w:t>rdlu</w:t>
                             </w:r>
-                            <w:proofErr w:type="spellEnd"/>
                           </w:p>
                         </w:tc>
                         <w:tc>
@@ -18729,15 +18447,7 @@
         <w:t xml:space="preserve"> internode</w:t>
       </w:r>
       <w:r>
-        <w:t xml:space="preserve"> communication ports (2, 3, 4, or 5 depending on array configuration and the node’s position in the array) and, for nodes on array edges, optional GPIO pins and/or other more specialized circuitry such as parallel buses, analog I/O, or serializer-</w:t>
-      </w:r>
-      <w:proofErr w:type="spellStart"/>
-      <w:r>
-        <w:t>deserializer</w:t>
-      </w:r>
-      <w:proofErr w:type="spellEnd"/>
-      <w:r>
-        <w:t xml:space="preserve"> (SERDES).</w:t>
+        <w:t xml:space="preserve"> communication ports (2, 3, 4, or 5 depending on array configuration and the node’s position in the array) and, for nodes on array edges, optional GPIO pins and/or other more specialized circuitry such as parallel buses, analog I/O, or serializer-deserializer (SERDES).</w:t>
       </w:r>
     </w:p>
     <w:p/>
@@ -20401,7 +20111,6 @@
                                       <w:szCs w:val="18"/>
                                     </w:rPr>
                                   </w:pPr>
-                                  <w:proofErr w:type="spellStart"/>
                                   <w:r>
                                     <w:rPr>
                                       <w:sz w:val="18"/>
@@ -20409,7 +20118,6 @@
                                     </w:rPr>
                                     <w:t>Rw</w:t>
                                   </w:r>
-                                  <w:proofErr w:type="spellEnd"/>
                                 </w:p>
                               </w:tc>
                               <w:tc>
@@ -20459,7 +20167,6 @@
                                       <w:szCs w:val="18"/>
                                     </w:rPr>
                                   </w:pPr>
-                                  <w:proofErr w:type="spellStart"/>
                                   <w:r>
                                     <w:rPr>
                                       <w:sz w:val="18"/>
@@ -20467,7 +20174,6 @@
                                     </w:rPr>
                                     <w:t>Dw</w:t>
                                   </w:r>
-                                  <w:proofErr w:type="spellEnd"/>
                                 </w:p>
                               </w:tc>
                               <w:tc>
@@ -20573,7 +20279,6 @@
                                       <w:szCs w:val="18"/>
                                     </w:rPr>
                                   </w:pPr>
-                                  <w:proofErr w:type="spellStart"/>
                                   <w:r>
                                     <w:rPr>
                                       <w:sz w:val="18"/>
@@ -20581,7 +20286,6 @@
                                     </w:rPr>
                                     <w:t>Uw</w:t>
                                   </w:r>
-                                  <w:proofErr w:type="spellEnd"/>
                                 </w:p>
                               </w:tc>
                               <w:tc>
@@ -22479,7 +22183,6 @@
                                 <w:szCs w:val="18"/>
                               </w:rPr>
                             </w:pPr>
-                            <w:proofErr w:type="spellStart"/>
                             <w:r>
                               <w:rPr>
                                 <w:sz w:val="18"/>
@@ -22487,7 +22190,6 @@
                               </w:rPr>
                               <w:t>Rw</w:t>
                             </w:r>
-                            <w:proofErr w:type="spellEnd"/>
                           </w:p>
                         </w:tc>
                         <w:tc>
@@ -22537,7 +22239,6 @@
                                 <w:szCs w:val="18"/>
                               </w:rPr>
                             </w:pPr>
-                            <w:proofErr w:type="spellStart"/>
                             <w:r>
                               <w:rPr>
                                 <w:sz w:val="18"/>
@@ -22545,7 +22246,6 @@
                               </w:rPr>
                               <w:t>Dw</w:t>
                             </w:r>
-                            <w:proofErr w:type="spellEnd"/>
                           </w:p>
                         </w:tc>
                         <w:tc>
@@ -22651,7 +22351,6 @@
                                 <w:szCs w:val="18"/>
                               </w:rPr>
                             </w:pPr>
-                            <w:proofErr w:type="spellStart"/>
                             <w:r>
                               <w:rPr>
                                 <w:sz w:val="18"/>
@@ -22659,7 +22358,6 @@
                               </w:rPr>
                               <w:t>Uw</w:t>
                             </w:r>
-                            <w:proofErr w:type="spellEnd"/>
                           </w:p>
                         </w:tc>
                         <w:tc>
@@ -23234,16 +22932,8 @@
         <w:rPr>
           <w:b/>
         </w:rPr>
-        <w:t>R/D/L/</w:t>
-      </w:r>
-      <w:proofErr w:type="spellStart"/>
-      <w:r>
-        <w:rPr>
-          <w:b/>
-        </w:rPr>
-        <w:t>Uw</w:t>
-      </w:r>
-      <w:proofErr w:type="spellEnd"/>
+        <w:t>R/D/L/Uw</w:t>
+      </w:r>
       <w:r>
         <w:t xml:space="preserve"> above.  </w:t>
       </w:r>
@@ -23338,14 +23028,12 @@
       <w:r>
         <w:t xml:space="preserve"> such as </w:t>
       </w:r>
-      <w:proofErr w:type="spellStart"/>
       <w:r>
         <w:rPr>
           <w:b/>
         </w:rPr>
         <w:t>rd</w:t>
       </w:r>
-      <w:proofErr w:type="spellEnd"/>
       <w:r>
         <w:rPr>
           <w:b/>
@@ -23873,14 +23561,12 @@
                                   <w:r>
                                     <w:t xml:space="preserve">Drive to </w:t>
                                   </w:r>
-                                  <w:proofErr w:type="spellStart"/>
                                   <w:r>
                                     <w:rPr>
                                       <w:smallCaps/>
                                     </w:rPr>
                                     <w:t>Vss</w:t>
                                   </w:r>
-                                  <w:proofErr w:type="spellEnd"/>
                                   <w:r>
                                     <w:t xml:space="preserve"> (</w:t>
                                   </w:r>
@@ -23918,14 +23604,12 @@
                                   <w:r>
                                     <w:t xml:space="preserve">Drive to </w:t>
                                   </w:r>
-                                  <w:proofErr w:type="spellStart"/>
                                   <w:r>
                                     <w:rPr>
                                       <w:smallCaps/>
                                     </w:rPr>
                                     <w:t>Vdd</w:t>
                                   </w:r>
-                                  <w:proofErr w:type="spellEnd"/>
                                   <w:r>
                                     <w:t xml:space="preserve"> (</w:t>
                                   </w:r>
@@ -24178,14 +23862,12 @@
                             <w:r>
                               <w:t xml:space="preserve">Drive to </w:t>
                             </w:r>
-                            <w:proofErr w:type="spellStart"/>
                             <w:r>
                               <w:rPr>
                                 <w:smallCaps/>
                               </w:rPr>
                               <w:t>Vss</w:t>
                             </w:r>
-                            <w:proofErr w:type="spellEnd"/>
                             <w:r>
                               <w:t xml:space="preserve"> (</w:t>
                             </w:r>
@@ -24223,14 +23905,12 @@
                             <w:r>
                               <w:t xml:space="preserve">Drive to </w:t>
                             </w:r>
-                            <w:proofErr w:type="spellStart"/>
                             <w:r>
                               <w:rPr>
                                 <w:smallCaps/>
                               </w:rPr>
                               <w:t>Vdd</w:t>
                             </w:r>
-                            <w:proofErr w:type="spellEnd"/>
                             <w:r>
                               <w:t xml:space="preserve"> (</w:t>
                             </w:r>
@@ -25040,25 +24720,21 @@
       <w:r>
         <w:t xml:space="preserve">to </w:t>
       </w:r>
-      <w:proofErr w:type="spellStart"/>
       <w:r>
         <w:rPr>
           <w:smallCaps/>
         </w:rPr>
         <w:t>Vdd</w:t>
       </w:r>
-      <w:proofErr w:type="spellEnd"/>
       <w:r>
         <w:t xml:space="preserve"> or </w:t>
       </w:r>
-      <w:proofErr w:type="spellStart"/>
       <w:r>
         <w:rPr>
           <w:smallCaps/>
         </w:rPr>
         <w:t>Vss</w:t>
       </w:r>
-      <w:proofErr w:type="spellEnd"/>
       <w:r>
         <w:t>, respectively</w:t>
       </w:r>
@@ -25130,15 +24806,7 @@
         <w:pStyle w:val="BodyText"/>
       </w:pPr>
       <w:r>
-        <w:t>The high speed Serializer-</w:t>
-      </w:r>
-      <w:proofErr w:type="spellStart"/>
-      <w:r>
-        <w:t>Deserializer</w:t>
-      </w:r>
-      <w:proofErr w:type="spellEnd"/>
-      <w:r>
-        <w:t xml:space="preserve"> (SERDES) node is equipped with a transceiver for 2-wire (clock and data) synchronous</w:t>
+        <w:t>The high speed Serializer-Deserializer (SERDES) node is equipped with a transceiver for 2-wire (clock and data) synchronous</w:t>
       </w:r>
       <w:r>
         <w:t>, half duplex</w:t>
@@ -25334,40 +25002,30 @@
                             <w:r>
                               <w:t xml:space="preserve">3.6 GHz for </w:t>
                             </w:r>
-                            <w:proofErr w:type="spellStart"/>
                             <w:r>
                               <w:rPr>
                                 <w:smallCaps/>
                               </w:rPr>
-                              <w:t>Vdd</w:t>
-                            </w:r>
-                            <w:proofErr w:type="spellEnd"/>
+                              <w:t xml:space="preserve">Vdd </w:t>
+                            </w:r>
+                            <w:r>
+                              <w:t xml:space="preserve">input and </w:t>
+                            </w:r>
+                            <w:r>
+                              <w:rPr>
+                                <w:rFonts w:cs="Calibri"/>
+                              </w:rPr>
+                              <w:t>≈</w:t>
+                            </w:r>
+                            <w:r>
+                              <w:t xml:space="preserve">5.6 GHz for </w:t>
+                            </w:r>
                             <w:r>
                               <w:rPr>
                                 <w:smallCaps/>
                               </w:rPr>
-                              <w:t xml:space="preserve"> </w:t>
-                            </w:r>
-                            <w:r>
-                              <w:t xml:space="preserve">input and </w:t>
-                            </w:r>
-                            <w:r>
-                              <w:rPr>
-                                <w:rFonts w:cs="Calibri"/>
-                              </w:rPr>
-                              <w:t>≈</w:t>
-                            </w:r>
-                            <w:r>
-                              <w:t xml:space="preserve">5.6 GHz for </w:t>
-                            </w:r>
-                            <w:proofErr w:type="spellStart"/>
-                            <w:r>
-                              <w:rPr>
-                                <w:smallCaps/>
-                              </w:rPr>
                               <w:t>Vss</w:t>
                             </w:r>
-                            <w:proofErr w:type="spellEnd"/>
                             <w:r>
                               <w:t xml:space="preserve">, as shown in the typical curve in </w:t>
                             </w:r>
@@ -25551,14 +25209,12 @@
                                   <w:pPr>
                                     <w:ind w:left="288" w:hanging="288"/>
                                   </w:pPr>
-                                  <w:proofErr w:type="spellStart"/>
                                   <w:r>
                                     <w:rPr>
                                       <w:smallCaps/>
                                     </w:rPr>
                                     <w:t>Vdd</w:t>
                                   </w:r>
-                                  <w:proofErr w:type="spellEnd"/>
                                   <w:r>
                                     <w:t xml:space="preserve"> Calibration</w:t>
                                   </w:r>
@@ -25609,14 +25265,12 @@
                                   <w:tcW w:w="4364" w:type="dxa"/>
                                 </w:tcPr>
                                 <w:p>
-                                  <w:proofErr w:type="spellStart"/>
                                   <w:r>
                                     <w:rPr>
                                       <w:smallCaps/>
                                     </w:rPr>
                                     <w:t>Vss</w:t>
                                   </w:r>
-                                  <w:proofErr w:type="spellEnd"/>
                                   <w:r>
                                     <w:t xml:space="preserve"> Calibration</w:t>
                                   </w:r>
@@ -25689,19 +25343,11 @@
                       <w:r>
                         <w:t xml:space="preserve">3.6 GHz for </w:t>
                       </w:r>
-                      <w:proofErr w:type="spellStart"/>
                       <w:r>
                         <w:rPr>
                           <w:smallCaps/>
                         </w:rPr>
-                        <w:t>Vdd</w:t>
-                      </w:r>
-                      <w:proofErr w:type="spellEnd"/>
-                      <w:r>
-                        <w:rPr>
-                          <w:smallCaps/>
-                        </w:rPr>
-                        <w:t xml:space="preserve"> </w:t>
+                        <w:t xml:space="preserve">Vdd </w:t>
                       </w:r>
                       <w:r>
                         <w:t xml:space="preserve">input and </w:t>
@@ -25715,14 +25361,12 @@
                       <w:r>
                         <w:t xml:space="preserve">5.6 GHz for </w:t>
                       </w:r>
-                      <w:proofErr w:type="spellStart"/>
                       <w:r>
                         <w:rPr>
                           <w:smallCaps/>
                         </w:rPr>
                         <w:t>Vss</w:t>
                       </w:r>
-                      <w:proofErr w:type="spellEnd"/>
                       <w:r>
                         <w:t xml:space="preserve">, as shown in the typical curve in </w:t>
                       </w:r>
@@ -25906,14 +25550,12 @@
                             <w:pPr>
                               <w:ind w:left="288" w:hanging="288"/>
                             </w:pPr>
-                            <w:proofErr w:type="spellStart"/>
                             <w:r>
                               <w:rPr>
                                 <w:smallCaps/>
                               </w:rPr>
                               <w:t>Vdd</w:t>
                             </w:r>
-                            <w:proofErr w:type="spellEnd"/>
                             <w:r>
                               <w:t xml:space="preserve"> Calibration</w:t>
                             </w:r>
@@ -25964,14 +25606,12 @@
                             <w:tcW w:w="4364" w:type="dxa"/>
                           </w:tcPr>
                           <w:p>
-                            <w:proofErr w:type="spellStart"/>
                             <w:r>
                               <w:rPr>
                                 <w:smallCaps/>
                               </w:rPr>
                               <w:t>Vss</w:t>
                             </w:r>
-                            <w:proofErr w:type="spellEnd"/>
                             <w:r>
                               <w:t xml:space="preserve"> Calibration</w:t>
                             </w:r>
@@ -26079,7 +25719,7 @@
                                 <v:shape id="_x0000_i1030" type="#_x0000_t75" style="width:199.1pt;height:173.45pt">
                                   <v:imagedata r:id="rId14" o:title=""/>
                                 </v:shape>
-                                <o:OLEObject Type="Embed" ProgID="Visio.Drawing.11" ShapeID="_x0000_i1030" DrawAspect="Content" ObjectID="_1846496295" r:id="rId15"/>
+                                <o:OLEObject Type="Embed" ProgID="Visio.Drawing.11" ShapeID="_x0000_i1030" DrawAspect="Content" ObjectID="_1846496429" r:id="rId15"/>
                               </w:object>
                             </w:r>
                           </w:p>
@@ -26142,7 +25782,7 @@
                           <v:shape id="_x0000_i1030" type="#_x0000_t75" style="width:199.1pt;height:173.45pt">
                             <v:imagedata r:id="rId14" o:title=""/>
                           </v:shape>
-                          <o:OLEObject Type="Embed" ProgID="Visio.Drawing.11" ShapeID="_x0000_i1030" DrawAspect="Content" ObjectID="_1846496295" r:id="rId16"/>
+                          <o:OLEObject Type="Embed" ProgID="Visio.Drawing.11" ShapeID="_x0000_i1030" DrawAspect="Content" ObjectID="_1846496429" r:id="rId16"/>
                         </w:object>
                       </w:r>
                     </w:p>
@@ -26247,7 +25887,6 @@
       <w:r>
         <w:t xml:space="preserve"> are present for reading and writing; for those on sides of an array, </w:t>
       </w:r>
-      <w:proofErr w:type="spellStart"/>
       <w:r>
         <w:rPr>
           <w:b/>
@@ -26260,7 +25899,6 @@
         </w:rPr>
         <w:t>ata</w:t>
       </w:r>
-      <w:proofErr w:type="spellEnd"/>
       <w:r>
         <w:t xml:space="preserve"> </w:t>
       </w:r>
@@ -26298,14 +25936,7 @@
         <w:rPr>
           <w:b/>
         </w:rPr>
-        <w:t>Data/</w:t>
-      </w:r>
-      <w:proofErr w:type="spellStart"/>
-      <w:r>
-        <w:rPr>
-          <w:b/>
-        </w:rPr>
-        <w:t>Ld</w:t>
+        <w:t>Data/Ld</w:t>
       </w:r>
       <w:r>
         <w:rPr>
@@ -26313,7 +25944,6 @@
         </w:rPr>
         <w:t>ata</w:t>
       </w:r>
-      <w:proofErr w:type="spellEnd"/>
       <w:r>
         <w:t xml:space="preserve"> port as appropriate to </w:t>
       </w:r>
@@ -26348,16 +25978,8 @@
         <w:rPr>
           <w:b/>
         </w:rPr>
-        <w:t>/</w:t>
-      </w:r>
-      <w:proofErr w:type="spellStart"/>
-      <w:r>
-        <w:rPr>
-          <w:b/>
-        </w:rPr>
-        <w:t>Ldata</w:t>
-      </w:r>
-      <w:proofErr w:type="spellEnd"/>
+        <w:t>/Ldata</w:t>
+      </w:r>
       <w:r>
         <w:t xml:space="preserve"> or </w:t>
       </w:r>
@@ -26442,15 +26064,7 @@
         <w:t>.</w:t>
       </w:r>
       <w:r>
-        <w:t xml:space="preserve">  By writing the </w:t>
-      </w:r>
-      <w:proofErr w:type="spellStart"/>
-      <w:r>
-        <w:t>xor</w:t>
-      </w:r>
-      <w:proofErr w:type="spellEnd"/>
-      <w:r>
-        <w:t xml:space="preserve"> of a desired </w:t>
+        <w:t xml:space="preserve">  By writing the xor of a desired </w:t>
       </w:r>
       <w:r>
         <w:rPr>
@@ -27250,35 +26864,7 @@
                               <w:rPr>
                                 <w:rFonts w:cs="Calibri"/>
                               </w:rPr>
-                              <w:t xml:space="preserve">GreenArrays, </w:t>
-                            </w:r>
-                            <w:proofErr w:type="spellStart"/>
-                            <w:r>
-                              <w:rPr>
-                                <w:rFonts w:cs="Calibri"/>
-                              </w:rPr>
-                              <w:t>GreenArray</w:t>
-                            </w:r>
-                            <w:proofErr w:type="spellEnd"/>
-                            <w:r>
-                              <w:rPr>
-                                <w:rFonts w:cs="Calibri"/>
-                              </w:rPr>
-                              <w:t xml:space="preserve"> Chips, </w:t>
-                            </w:r>
-                            <w:proofErr w:type="spellStart"/>
-                            <w:r>
-                              <w:rPr>
-                                <w:rFonts w:cs="Calibri"/>
-                              </w:rPr>
-                              <w:t>arrayForth</w:t>
-                            </w:r>
-                            <w:proofErr w:type="spellEnd"/>
-                            <w:r>
-                              <w:rPr>
-                                <w:rFonts w:cs="Calibri"/>
-                              </w:rPr>
-                              <w:t>, and the GreenArrays logo are trademarks of GreenArrays, Inc.  All other trademarks or registered trademarks are the property of their respective owners.</w:t>
+                              <w:t>GreenArrays, GreenArray Chips, arrayForth, and the GreenArrays logo are trademarks of GreenArrays, Inc.  All other trademarks or registered trademarks are the property of their respective owners.</w:t>
                             </w:r>
                           </w:p>
                         </w:txbxContent>
@@ -27351,35 +26937,7 @@
                         <w:rPr>
                           <w:rFonts w:cs="Calibri"/>
                         </w:rPr>
-                        <w:t xml:space="preserve">GreenArrays, </w:t>
-                      </w:r>
-                      <w:proofErr w:type="spellStart"/>
-                      <w:r>
-                        <w:rPr>
-                          <w:rFonts w:cs="Calibri"/>
-                        </w:rPr>
-                        <w:t>GreenArray</w:t>
-                      </w:r>
-                      <w:proofErr w:type="spellEnd"/>
-                      <w:r>
-                        <w:rPr>
-                          <w:rFonts w:cs="Calibri"/>
-                        </w:rPr>
-                        <w:t xml:space="preserve"> Chips, </w:t>
-                      </w:r>
-                      <w:proofErr w:type="spellStart"/>
-                      <w:r>
-                        <w:rPr>
-                          <w:rFonts w:cs="Calibri"/>
-                        </w:rPr>
-                        <w:t>arrayForth</w:t>
-                      </w:r>
-                      <w:proofErr w:type="spellEnd"/>
-                      <w:r>
-                        <w:rPr>
-                          <w:rFonts w:cs="Calibri"/>
-                        </w:rPr>
-                        <w:t>, and the GreenArrays logo are trademarks of GreenArrays, Inc.  All other trademarks or registered trademarks are the property of their respective owners.</w:t>
+                        <w:t>GreenArrays, GreenArray Chips, arrayForth, and the GreenArrays logo are trademarks of GreenArrays, Inc.  All other trademarks or registered trademarks are the property of their respective owners.</w:t>
                       </w:r>
                     </w:p>
                   </w:txbxContent>
@@ -27817,61 +27375,7 @@
                                 <w:sz w:val="16"/>
                                 <w:szCs w:val="16"/>
                               </w:rPr>
-                              <w:t xml:space="preserve">The following are trademarks or registered trademarks of GreenArrays, Inc., a Wyoming Corporation:  GreenArrays, </w:t>
-                            </w:r>
-                            <w:proofErr w:type="spellStart"/>
-                            <w:r>
-                              <w:rPr>
-                                <w:rFonts w:cs="Calibri"/>
-                                <w:sz w:val="16"/>
-                                <w:szCs w:val="16"/>
-                              </w:rPr>
-                              <w:t>GreenArray</w:t>
-                            </w:r>
-                            <w:proofErr w:type="spellEnd"/>
-                            <w:r>
-                              <w:rPr>
-                                <w:rFonts w:cs="Calibri"/>
-                                <w:sz w:val="16"/>
-                                <w:szCs w:val="16"/>
-                              </w:rPr>
-                              <w:t xml:space="preserve"> Chips, </w:t>
-                            </w:r>
-                            <w:proofErr w:type="spellStart"/>
-                            <w:r>
-                              <w:rPr>
-                                <w:rFonts w:cs="Calibri"/>
-                                <w:sz w:val="16"/>
-                                <w:szCs w:val="16"/>
-                              </w:rPr>
-                              <w:t>arrayForth</w:t>
-                            </w:r>
-                            <w:proofErr w:type="spellEnd"/>
-                            <w:r>
-                              <w:rPr>
-                                <w:rFonts w:cs="Calibri"/>
-                                <w:sz w:val="16"/>
-                                <w:szCs w:val="16"/>
-                              </w:rPr>
-                              <w:t xml:space="preserve">, and the GreenArrays logo.  </w:t>
-                            </w:r>
-                            <w:proofErr w:type="spellStart"/>
-                            <w:r>
-                              <w:rPr>
-                                <w:rFonts w:cs="Calibri"/>
-                                <w:sz w:val="16"/>
-                                <w:szCs w:val="16"/>
-                              </w:rPr>
-                              <w:t>polyFORTH</w:t>
-                            </w:r>
-                            <w:proofErr w:type="spellEnd"/>
-                            <w:r>
-                              <w:rPr>
-                                <w:rFonts w:cs="Calibri"/>
-                                <w:sz w:val="16"/>
-                                <w:szCs w:val="16"/>
-                              </w:rPr>
-                              <w:t xml:space="preserve"> is a registered trademark of FORTH, Inc. (</w:t>
+                              <w:t>The following are trademarks or registered trademarks of GreenArrays, Inc., a Wyoming Corporation:  GreenArrays, GreenArray Chips, arrayForth, and the GreenArrays logo.  polyFORTH is a registered trademark of FORTH, Inc. (</w:t>
                             </w:r>
                             <w:hyperlink r:id="rId33" w:history="1">
                               <w:r>
@@ -28236,61 +27740,7 @@
                           <w:sz w:val="16"/>
                           <w:szCs w:val="16"/>
                         </w:rPr>
-                        <w:t xml:space="preserve">The following are trademarks or registered trademarks of GreenArrays, Inc., a Wyoming Corporation:  GreenArrays, </w:t>
-                      </w:r>
-                      <w:proofErr w:type="spellStart"/>
-                      <w:r>
-                        <w:rPr>
-                          <w:rFonts w:cs="Calibri"/>
-                          <w:sz w:val="16"/>
-                          <w:szCs w:val="16"/>
-                        </w:rPr>
-                        <w:t>GreenArray</w:t>
-                      </w:r>
-                      <w:proofErr w:type="spellEnd"/>
-                      <w:r>
-                        <w:rPr>
-                          <w:rFonts w:cs="Calibri"/>
-                          <w:sz w:val="16"/>
-                          <w:szCs w:val="16"/>
-                        </w:rPr>
-                        <w:t xml:space="preserve"> Chips, </w:t>
-                      </w:r>
-                      <w:proofErr w:type="spellStart"/>
-                      <w:r>
-                        <w:rPr>
-                          <w:rFonts w:cs="Calibri"/>
-                          <w:sz w:val="16"/>
-                          <w:szCs w:val="16"/>
-                        </w:rPr>
-                        <w:t>arrayForth</w:t>
-                      </w:r>
-                      <w:proofErr w:type="spellEnd"/>
-                      <w:r>
-                        <w:rPr>
-                          <w:rFonts w:cs="Calibri"/>
-                          <w:sz w:val="16"/>
-                          <w:szCs w:val="16"/>
-                        </w:rPr>
-                        <w:t xml:space="preserve">, and the GreenArrays logo.  </w:t>
-                      </w:r>
-                      <w:proofErr w:type="spellStart"/>
-                      <w:r>
-                        <w:rPr>
-                          <w:rFonts w:cs="Calibri"/>
-                          <w:sz w:val="16"/>
-                          <w:szCs w:val="16"/>
-                        </w:rPr>
-                        <w:t>polyFORTH</w:t>
-                      </w:r>
-                      <w:proofErr w:type="spellEnd"/>
-                      <w:r>
-                        <w:rPr>
-                          <w:rFonts w:cs="Calibri"/>
-                          <w:sz w:val="16"/>
-                          <w:szCs w:val="16"/>
-                        </w:rPr>
-                        <w:t xml:space="preserve"> is a registered trademark of FORTH, Inc. (</w:t>
+                        <w:t>The following are trademarks or registered trademarks of GreenArrays, Inc., a Wyoming Corporation:  GreenArrays, GreenArray Chips, arrayForth, and the GreenArrays logo.  polyFORTH is a registered trademark of FORTH, Inc. (</w:t>
                       </w:r>
                       <w:hyperlink r:id="rId35" w:history="1">
                         <w:r>
@@ -29204,35 +28654,7 @@
                               <w:rPr>
                                 <w:rFonts w:cs="Calibri"/>
                               </w:rPr>
-                              <w:t xml:space="preserve">GreenArrays, </w:t>
-                            </w:r>
-                            <w:proofErr w:type="spellStart"/>
-                            <w:r>
-                              <w:rPr>
-                                <w:rFonts w:cs="Calibri"/>
-                              </w:rPr>
-                              <w:t>GreenArray</w:t>
-                            </w:r>
-                            <w:proofErr w:type="spellEnd"/>
-                            <w:r>
-                              <w:rPr>
-                                <w:rFonts w:cs="Calibri"/>
-                              </w:rPr>
-                              <w:t xml:space="preserve"> Chips, </w:t>
-                            </w:r>
-                            <w:proofErr w:type="spellStart"/>
-                            <w:r>
-                              <w:rPr>
-                                <w:rFonts w:cs="Calibri"/>
-                              </w:rPr>
-                              <w:t>arrayForth</w:t>
-                            </w:r>
-                            <w:proofErr w:type="spellEnd"/>
-                            <w:r>
-                              <w:rPr>
-                                <w:rFonts w:cs="Calibri"/>
-                              </w:rPr>
-                              <w:t>, and the GreenArrays logo are trademarks of GreenArrays, Inc.  All other trademarks or registered trademarks are the property of their respective owners.</w:t>
+                              <w:t>GreenArrays, GreenArray Chips, arrayForth, and the GreenArrays logo are trademarks of GreenArrays, Inc.  All other trademarks or registered trademarks are the property of their respective owners.</w:t>
                             </w:r>
                           </w:p>
                         </w:txbxContent>
@@ -29305,35 +28727,7 @@
                         <w:rPr>
                           <w:rFonts w:cs="Calibri"/>
                         </w:rPr>
-                        <w:t xml:space="preserve">GreenArrays, </w:t>
-                      </w:r>
-                      <w:proofErr w:type="spellStart"/>
-                      <w:r>
-                        <w:rPr>
-                          <w:rFonts w:cs="Calibri"/>
-                        </w:rPr>
-                        <w:t>GreenArray</w:t>
-                      </w:r>
-                      <w:proofErr w:type="spellEnd"/>
-                      <w:r>
-                        <w:rPr>
-                          <w:rFonts w:cs="Calibri"/>
-                        </w:rPr>
-                        <w:t xml:space="preserve"> Chips, </w:t>
-                      </w:r>
-                      <w:proofErr w:type="spellStart"/>
-                      <w:r>
-                        <w:rPr>
-                          <w:rFonts w:cs="Calibri"/>
-                        </w:rPr>
-                        <w:t>arrayForth</w:t>
-                      </w:r>
-                      <w:proofErr w:type="spellEnd"/>
-                      <w:r>
-                        <w:rPr>
-                          <w:rFonts w:cs="Calibri"/>
-                        </w:rPr>
-                        <w:t>, and the GreenArrays logo are trademarks of GreenArrays, Inc.  All other trademarks or registered trademarks are the property of their respective owners.</w:t>
+                        <w:t>GreenArrays, GreenArray Chips, arrayForth, and the GreenArrays logo are trademarks of GreenArrays, Inc.  All other trademarks or registered trademarks are the property of their respective owners.</w:t>
                       </w:r>
                     </w:p>
                   </w:txbxContent>

--- a/DB001-F18A.docx
+++ b/DB001-F18A.docx
@@ -30325,11 +30325,8 @@
       <w:outlineLvl w:val="0"/>
     </w:pPr>
     <w:rPr>
-      <w:rFonts w:ascii="Arial" w:hAnsi="Arial"/>
-      <w:b/>
-      <w:color w:val="288D20"/>
-      <w:kern w:val="28"/>
       <w:sz w:val="36"/>
+      <w:szCs w:val="36"/>
     </w:rPr>
   </w:style>
   <w:style w:type="paragraph" w:styleId="Heading2">
@@ -30347,11 +30344,8 @@
       <w:outlineLvl w:val="1"/>
     </w:pPr>
     <w:rPr>
-      <w:rFonts w:ascii="Arial" w:hAnsi="Arial"/>
-      <w:b/>
-      <w:i/>
-      <w:kern w:val="28"/>
       <w:sz w:val="28"/>
+      <w:szCs w:val="28"/>
     </w:rPr>
   </w:style>
   <w:style w:type="paragraph" w:styleId="Heading3">
@@ -30369,9 +30363,8 @@
       <w:outlineLvl w:val="2"/>
     </w:pPr>
     <w:rPr>
-      <w:b/>
-      <w:kern w:val="28"/>
       <w:sz w:val="24"/>
+      <w:szCs w:val="24"/>
     </w:rPr>
   </w:style>
   <w:style w:type="paragraph" w:styleId="Heading4">
@@ -30830,10 +30823,8 @@
       <w:spacing w:before="240" w:after="120"/>
     </w:pPr>
     <w:rPr>
-      <w:rFonts w:ascii="Arial" w:hAnsi="Arial"/>
-      <w:b/>
-      <w:kern w:val="28"/>
       <w:sz w:val="36"/>
+      <w:szCs w:val="36"/>
     </w:rPr>
   </w:style>
   <w:style w:type="paragraph" w:styleId="Index1">
@@ -31397,6 +31388,7 @@
     </w:pPr>
     <w:rPr>
       <w:sz w:val="48"/>
+      <w:szCs w:val="48"/>
     </w:rPr>
   </w:style>
   <w:style w:type="paragraph" w:styleId="TOAHeading">
@@ -31692,11 +31684,8 @@
     <w:link w:val="Heading1"/>
     <w:rsid w:val="00D60041"/>
     <w:rPr>
-      <w:rFonts w:ascii="Arial" w:hAnsi="Arial"/>
-      <w:b/>
-      <w:color w:val="288D20"/>
-      <w:kern w:val="28"/>
       <w:sz w:val="36"/>
+      <w:szCs w:val="36"/>
     </w:rPr>
   </w:style>
   <w:style w:type="character" w:styleId="UnresolvedMention">

--- a/DB001-F18A.docx
+++ b/DB001-F18A.docx
@@ -4,7 +4,7 @@
   <w:body>
     <w:p>
       <w:pPr>
-        <w:pStyle w:val="TitleCover"/>
+        <w:pStyle w:val="PlainTitleCover"/>
         <w:spacing w:before="0" w:after="0"/>
         <w:rPr>
           <w:rFonts w:ascii="Calibri" w:hAnsi="Calibri" w:cs="Calibri"/>
@@ -47,7 +47,7 @@
     </w:p>
     <w:p>
       <w:pPr>
-        <w:pStyle w:val="Heading1"/>
+        <w:pStyle w:val="PlainHeading1"/>
       </w:pPr>
       <w:r>
         <w:rPr>
@@ -136,7 +136,7 @@
     </w:p>
     <w:p>
       <w:pPr>
-        <w:pStyle w:val="Heading2"/>
+        <w:pStyle w:val="PlainHeading2"/>
       </w:pPr>
       <w:bookmarkStart w:id="5" w:name="_Toc290253030"/>
       <w:bookmarkStart w:id="6" w:name="_Toc497828779"/>
@@ -162,7 +162,7 @@
     </w:p>
     <w:p>
       <w:pPr>
-        <w:pStyle w:val="Heading2"/>
+        <w:pStyle w:val="PlainHeading2"/>
       </w:pPr>
       <w:bookmarkStart w:id="7" w:name="_Toc497828780"/>
       <w:r>
@@ -172,7 +172,7 @@
     </w:p>
     <w:p>
       <w:pPr>
-        <w:pStyle w:val="Heading3"/>
+        <w:pStyle w:val="PlainHeading3"/>
       </w:pPr>
       <w:bookmarkStart w:id="8" w:name="_Toc497828781"/>
       <w:r>
@@ -190,7 +190,7 @@
     </w:p>
     <w:p>
       <w:pPr>
-        <w:pStyle w:val="Heading3"/>
+        <w:pStyle w:val="PlainHeading3"/>
       </w:pPr>
       <w:bookmarkStart w:id="9" w:name="_Toc497828782"/>
       <w:r>
@@ -239,7 +239,7 @@
     </w:p>
     <w:p>
       <w:pPr>
-        <w:pStyle w:val="Heading3"/>
+        <w:pStyle w:val="PlainHeading3"/>
       </w:pPr>
       <w:bookmarkStart w:id="10" w:name="_Toc290253034"/>
       <w:bookmarkStart w:id="11" w:name="_Toc497828783"/>
@@ -286,7 +286,7 @@
     </w:p>
     <w:p>
       <w:pPr>
-        <w:pStyle w:val="Heading3"/>
+        <w:pStyle w:val="PlainHeading3"/>
       </w:pPr>
       <w:bookmarkStart w:id="12" w:name="_Toc497828784"/>
       <w:r>
@@ -361,7 +361,7 @@
     </w:p>
     <w:p>
       <w:pPr>
-        <w:pStyle w:val="Heading1"/>
+        <w:pStyle w:val="PlainHeading1"/>
       </w:pPr>
       <w:bookmarkStart w:id="13" w:name="_Toc497828785"/>
       <w:r>
@@ -992,7 +992,7 @@
     </w:p>
     <w:p>
       <w:pPr>
-        <w:pStyle w:val="Heading2"/>
+        <w:pStyle w:val="PlainHeading2"/>
       </w:pPr>
       <w:r>
         <w:br w:type="page"/>
@@ -1107,7 +1107,7 @@
     </w:p>
     <w:p>
       <w:pPr>
-        <w:pStyle w:val="Heading2"/>
+        <w:pStyle w:val="PlainHeading2"/>
       </w:pPr>
       <w:bookmarkStart w:id="19" w:name="_Ref276217501"/>
       <w:bookmarkStart w:id="20" w:name="_Ref276220898"/>
@@ -1828,7 +1828,7 @@
     </w:p>
     <w:p>
       <w:pPr>
-        <w:pStyle w:val="Heading2"/>
+        <w:pStyle w:val="PlainHeading2"/>
       </w:pPr>
       <w:bookmarkStart w:id="29" w:name="_Toc497828788"/>
       <w:r>
@@ -8254,7 +8254,7 @@
     </w:p>
     <w:p>
       <w:pPr>
-        <w:pStyle w:val="Heading3"/>
+        <w:pStyle w:val="PlainHeading3"/>
       </w:pPr>
       <w:bookmarkStart w:id="34" w:name="_Ref276144246"/>
       <w:r>
@@ -9946,7 +9946,7 @@
     </w:p>
     <w:p>
       <w:pPr>
-        <w:pStyle w:val="Heading3"/>
+        <w:pStyle w:val="PlainHeading3"/>
       </w:pPr>
       <w:bookmarkStart w:id="42" w:name="_Toc497828790"/>
       <w:r>
@@ -10037,7 +10037,7 @@
     </w:p>
     <w:p>
       <w:pPr>
-        <w:pStyle w:val="Heading3"/>
+        <w:pStyle w:val="PlainHeading3"/>
       </w:pPr>
       <w:r>
         <w:br w:type="page"/>
@@ -12524,7 +12524,7 @@
     </w:p>
     <w:p>
       <w:pPr>
-        <w:pStyle w:val="Heading3"/>
+        <w:pStyle w:val="PlainHeading3"/>
       </w:pPr>
       <w:r>
         <w:br w:type="page"/>
@@ -13805,7 +13805,7 @@
     </w:p>
     <w:p>
       <w:pPr>
-        <w:pStyle w:val="Heading3"/>
+        <w:pStyle w:val="PlainHeading3"/>
       </w:pPr>
       <w:bookmarkStart w:id="49" w:name="_Toc497828793"/>
       <w:r>
@@ -15131,7 +15131,7 @@
     </w:p>
     <w:p>
       <w:pPr>
-        <w:pStyle w:val="Heading2"/>
+        <w:pStyle w:val="PlainHeading2"/>
       </w:pPr>
       <w:r>
         <w:br w:type="page"/>
@@ -15153,7 +15153,7 @@
     </w:p>
     <w:p>
       <w:pPr>
-        <w:pStyle w:val="Heading3"/>
+        <w:pStyle w:val="PlainHeading3"/>
       </w:pPr>
       <w:bookmarkStart w:id="53" w:name="_Ref276197383"/>
       <w:bookmarkStart w:id="54" w:name="_Toc497828795"/>
@@ -15219,7 +15219,7 @@
     </w:p>
     <w:p>
       <w:pPr>
-        <w:pStyle w:val="Heading3"/>
+        <w:pStyle w:val="PlainHeading3"/>
       </w:pPr>
       <w:bookmarkStart w:id="55" w:name="_Toc497828796"/>
       <w:r>
@@ -15288,7 +15288,7 @@
     </w:p>
     <w:p>
       <w:pPr>
-        <w:pStyle w:val="Heading3"/>
+        <w:pStyle w:val="PlainHeading3"/>
       </w:pPr>
       <w:bookmarkStart w:id="56" w:name="_Toc497828797"/>
       <w:bookmarkStart w:id="57" w:name="_Ref276195055"/>
@@ -15335,7 +15335,7 @@
     </w:p>
     <w:p>
       <w:pPr>
-        <w:pStyle w:val="Heading3"/>
+        <w:pStyle w:val="PlainHeading3"/>
       </w:pPr>
       <w:bookmarkStart w:id="58" w:name="_Ref276221535"/>
       <w:bookmarkStart w:id="59" w:name="_Ref276221580"/>
@@ -15476,7 +15476,7 @@
     </w:p>
     <w:p>
       <w:pPr>
-        <w:pStyle w:val="Heading1"/>
+        <w:pStyle w:val="PlainHeading1"/>
       </w:pPr>
       <w:bookmarkStart w:id="61" w:name="_Ref276220952"/>
       <w:bookmarkStart w:id="62" w:name="_Toc497828799"/>
@@ -18454,7 +18454,7 @@
     <w:p/>
     <w:p>
       <w:pPr>
-        <w:pStyle w:val="Heading2"/>
+        <w:pStyle w:val="PlainHeading2"/>
       </w:pPr>
       <w:bookmarkStart w:id="67" w:name="_Toc497828800"/>
       <w:r>
@@ -22704,7 +22704,7 @@
     </w:p>
     <w:p>
       <w:pPr>
-        <w:pStyle w:val="Heading2"/>
+        <w:pStyle w:val="PlainHeading2"/>
       </w:pPr>
       <w:r>
         <w:br w:type="page"/>
@@ -22783,7 +22783,7 @@
     </w:p>
     <w:p>
       <w:pPr>
-        <w:pStyle w:val="Heading2"/>
+        <w:pStyle w:val="PlainHeading2"/>
       </w:pPr>
       <w:bookmarkStart w:id="73" w:name="_Toc497828802"/>
       <w:r>
@@ -22976,7 +22976,7 @@
     </w:p>
     <w:p>
       <w:pPr>
-        <w:pStyle w:val="Heading3"/>
+        <w:pStyle w:val="PlainHeading3"/>
       </w:pPr>
       <w:bookmarkStart w:id="74" w:name="_Toc497828803"/>
       <w:r>
@@ -23067,7 +23067,7 @@
     </w:p>
     <w:p>
       <w:pPr>
-        <w:pStyle w:val="Heading3"/>
+        <w:pStyle w:val="PlainHeading3"/>
       </w:pPr>
       <w:bookmarkStart w:id="75" w:name="_Toc497828804"/>
       <w:r>
@@ -23106,7 +23106,7 @@
     </w:p>
     <w:p>
       <w:pPr>
-        <w:pStyle w:val="Heading2"/>
+        <w:pStyle w:val="PlainHeading2"/>
       </w:pPr>
       <w:r>
         <w:br w:type="page"/>
@@ -24073,7 +24073,7 @@
     </w:p>
     <w:p>
       <w:pPr>
-        <w:pStyle w:val="Heading3"/>
+        <w:pStyle w:val="PlainHeading3"/>
       </w:pPr>
       <w:bookmarkStart w:id="81" w:name="_Toc497828806"/>
       <w:r>
@@ -24281,7 +24281,7 @@
     </w:p>
     <w:p>
       <w:pPr>
-        <w:pStyle w:val="Heading3"/>
+        <w:pStyle w:val="PlainHeading3"/>
       </w:pPr>
       <w:bookmarkStart w:id="82" w:name="_Ref276290598"/>
       <w:bookmarkStart w:id="83" w:name="_Toc497828807"/>
@@ -24358,7 +24358,7 @@
     </w:p>
     <w:p>
       <w:pPr>
-        <w:pStyle w:val="Heading3"/>
+        <w:pStyle w:val="PlainHeading3"/>
       </w:pPr>
       <w:bookmarkStart w:id="84" w:name="_Ref276985327"/>
       <w:bookmarkStart w:id="85" w:name="_Toc497828808"/>
@@ -24444,7 +24444,7 @@
     </w:p>
     <w:p>
       <w:pPr>
-        <w:pStyle w:val="Heading2"/>
+        <w:pStyle w:val="PlainHeading2"/>
       </w:pPr>
       <w:r>
         <w:br w:type="page"/>
@@ -24791,7 +24791,7 @@
     </w:p>
     <w:p>
       <w:pPr>
-        <w:pStyle w:val="Heading2"/>
+        <w:pStyle w:val="PlainHeading2"/>
       </w:pPr>
       <w:bookmarkStart w:id="89" w:name="_Toc290369477"/>
       <w:bookmarkStart w:id="90" w:name="_Toc497828810"/>
@@ -24910,7 +24910,7 @@
     </w:p>
     <w:p>
       <w:pPr>
-        <w:pStyle w:val="Heading2"/>
+        <w:pStyle w:val="PlainHeading2"/>
       </w:pPr>
       <w:r>
         <w:br w:type="page"/>
@@ -26674,7 +26674,7 @@
     </w:p>
     <w:p>
       <w:pPr>
-        <w:pStyle w:val="Heading1"/>
+        <w:pStyle w:val="PlainHeading1"/>
       </w:pPr>
       <w:bookmarkStart w:id="102" w:name="_Toc381858601"/>
       <w:bookmarkStart w:id="103" w:name="_Toc430591892"/>
@@ -29062,7 +29062,7 @@
     <w:lvl w:ilvl="0">
       <w:start w:val="1"/>
       <w:numFmt w:val="decimal"/>
-      <w:pStyle w:val="Heading1"/>
+      <w:pStyle w:val="PlainHeading1"/>
       <w:lvlText w:val="%1."/>
       <w:legacy w:legacy="1" w:legacySpace="144" w:legacyIndent="0"/>
       <w:lvlJc w:val="left"/>
@@ -29070,7 +29070,7 @@
     <w:lvl w:ilvl="1">
       <w:start w:val="1"/>
       <w:numFmt w:val="decimal"/>
-      <w:pStyle w:val="Heading2"/>
+      <w:pStyle w:val="PlainHeading2"/>
       <w:lvlText w:val="%1.%2"/>
       <w:legacy w:legacy="1" w:legacySpace="144" w:legacyIndent="0"/>
       <w:lvlJc w:val="left"/>
@@ -29078,7 +29078,7 @@
     <w:lvl w:ilvl="2">
       <w:start w:val="1"/>
       <w:numFmt w:val="decimal"/>
-      <w:pStyle w:val="Heading3"/>
+      <w:pStyle w:val="PlainHeading3"/>
       <w:lvlText w:val="%1.%2.%3"/>
       <w:legacy w:legacy="1" w:legacySpace="144" w:legacyIndent="0"/>
       <w:lvlJc w:val="left"/>
@@ -31700,6 +31700,70 @@
       <w:shd w:val="clear" w:color="auto" w:fill="E1DFDD"/>
     </w:rPr>
   </w:style>
+  <w:style w:type="paragraph" w:styleId="PlainHeading1">
+    <w:name w:val="Plain Heading 1"/>
+    <w:basedOn w:val="Normal"/>
+    <w:next w:val="BodyText"/>
+    <w:rsid w:val="004F3E49"/>
+    <w:pPr>
+      <w:keepNext/>
+      <w:numPr>
+        <w:numId w:val="1"/>
+      </w:numPr>
+      <w:spacing w:before="240" w:after="120"/>
+    </w:pPr>
+    <w:rPr>
+      <w:sz w:val="36"/>
+      <w:szCs w:val="36"/>
+    </w:rPr>
+  </w:style>
+  <w:style w:type="paragraph" w:styleId="PlainHeading2">
+    <w:name w:val="Plain Heading 2"/>
+    <w:basedOn w:val="Normal"/>
+    <w:next w:val="BodyText"/>
+    <w:pPr>
+      <w:keepNext/>
+      <w:numPr>
+        <w:ilvl w:val="1"/>
+        <w:numId w:val="1"/>
+      </w:numPr>
+      <w:spacing w:before="160" w:after="120"/>
+    </w:pPr>
+    <w:rPr>
+      <w:sz w:val="28"/>
+      <w:szCs w:val="28"/>
+    </w:rPr>
+  </w:style>
+  <w:style w:type="paragraph" w:styleId="PlainHeading3">
+    <w:name w:val="Plain Heading 3"/>
+    <w:basedOn w:val="Normal"/>
+    <w:next w:val="BodyText"/>
+    <w:pPr>
+      <w:keepNext/>
+      <w:numPr>
+        <w:ilvl w:val="2"/>
+        <w:numId w:val="1"/>
+      </w:numPr>
+      <w:spacing w:before="120" w:after="80"/>
+    </w:pPr>
+    <w:rPr>
+      <w:sz w:val="24"/>
+      <w:szCs w:val="24"/>
+    </w:rPr>
+  </w:style>
+  <w:style w:type="paragraph" w:customStyle="1" w:styleId="PlainTitleCover">
+    <w:name w:val="Plain Title Cover"/>
+    <w:basedOn w:val="HeadingBase"/>
+    <w:next w:val="SubtitleCover"/>
+    <w:pPr>
+      <w:spacing w:before="720" w:after="160"/>
+      <w:jc w:val="center"/>
+    </w:pPr>
+    <w:rPr>
+      <w:sz w:val="48"/>
+      <w:szCs w:val="48"/>
+    </w:rPr>
+  </w:style>
 </w:styles>
 </file>
 
